--- a/docs/HLD_visual.docx
+++ b/docs/HLD_visual.docx
@@ -2,7 +2,7 @@
 <file path=word/document.xml><?xml version="1.0" encoding="utf-8"?>
 <w:document xmlns:w="http://schemas.openxmlformats.org/wordprocessingml/2006/main" xmlns:m="http://schemas.openxmlformats.org/officeDocument/2006/math" xmlns:r="http://schemas.openxmlformats.org/officeDocument/2006/relationships" xmlns:o="urn:schemas-microsoft-com:office:office" xmlns:v="urn:schemas-microsoft-com:vml" xmlns:w10="urn:schemas-microsoft-com:office:word" xmlns:a="http://schemas.openxmlformats.org/drawingml/2006/main" xmlns:pic="http://schemas.openxmlformats.org/drawingml/2006/picture" xmlns:wp="http://schemas.openxmlformats.org/drawingml/2006/wordprocessingDrawing">
   <w:body>
-    <w:bookmarkStart w:id="140" w:name="high-level-design-hld"/>
+    <w:bookmarkStart w:id="123" w:name="high-level-design-hld"/>
     <w:p>
       <w:pPr>
         <w:pStyle w:val="Heading1"/>
@@ -25,7 +25,7 @@
         <w:pStyle w:val="FirstParagraph"/>
       </w:pPr>
       <w:r>
-        <w:t xml:space="preserve">Version: 2.0 (Expanded)</w:t>
+        <w:t xml:space="preserve">Version: 2.1 (Repository Sync Update)</w:t>
       </w:r>
     </w:p>
     <w:p>
@@ -33,7 +33,7 @@
         <w:pStyle w:val="BodyText"/>
       </w:pPr>
       <w:r>
-        <w:t xml:space="preserve">Date: 2026-03-31</w:t>
+        <w:t xml:space="preserve">Date: 2026-05-14</w:t>
       </w:r>
     </w:p>
     <w:p>
@@ -1382,7 +1382,7 @@
         <w:pStyle w:val="FirstParagraph"/>
       </w:pPr>
       <w:r>
-        <w:t xml:space="preserve">The repository contains multiple parallel prototypes and service variants:</w:t>
+        <w:t xml:space="preserve">The repository now reflects merged contributions from multiple teams and contains parallel prototypes and service variants:</w:t>
       </w:r>
     </w:p>
     <w:p>
@@ -1409,7 +1409,7 @@
         <w:t xml:space="preserve"> </w:t>
       </w:r>
       <w:r>
-        <w:t xml:space="preserve">(React/Vite baseline template lineage).</w:t>
+        <w:t xml:space="preserve">(React/Vite app with auth screens, analyze panel, export flow, and MUI theme toggling).</w:t>
       </w:r>
     </w:p>
     <w:p>
@@ -2117,7 +2117,7 @@
         <w:pStyle w:val="BodyText"/>
       </w:pPr>
       <w:r>
-        <w:t xml:space="preserve">Key component groups:</w:t>
+        <w:t xml:space="preserve">Key component groups (updated with PR #71 frontend integration):</w:t>
       </w:r>
     </w:p>
     <w:p>
@@ -2165,6 +2165,51 @@
     <w:p>
       <w:pPr>
         <w:numPr>
+          <w:ilvl w:val="1"/>
+          <w:numId w:val="1029"/>
+        </w:numPr>
+        <w:pStyle w:val="Compact"/>
+      </w:pPr>
+      <w:r>
+        <w:rPr>
+          <w:rStyle w:val="VerbatimChar"/>
+        </w:rPr>
+        <w:t xml:space="preserve">src/pages/Login.jsx</w:t>
+      </w:r>
+    </w:p>
+    <w:p>
+      <w:pPr>
+        <w:numPr>
+          <w:ilvl w:val="1"/>
+          <w:numId w:val="1029"/>
+        </w:numPr>
+        <w:pStyle w:val="Compact"/>
+      </w:pPr>
+      <w:r>
+        <w:rPr>
+          <w:rStyle w:val="VerbatimChar"/>
+        </w:rPr>
+        <w:t xml:space="preserve">src/pages/RegistrationPage.jsx</w:t>
+      </w:r>
+    </w:p>
+    <w:p>
+      <w:pPr>
+        <w:numPr>
+          <w:ilvl w:val="1"/>
+          <w:numId w:val="1029"/>
+        </w:numPr>
+        <w:pStyle w:val="Compact"/>
+      </w:pPr>
+      <w:r>
+        <w:rPr>
+          <w:rStyle w:val="VerbatimChar"/>
+        </w:rPr>
+        <w:t xml:space="preserve">src/pages/ForgotPassword.jsx</w:t>
+      </w:r>
+    </w:p>
+    <w:p>
+      <w:pPr>
+        <w:numPr>
           <w:ilvl w:val="0"/>
           <w:numId w:val="1028"/>
         </w:numPr>
@@ -2192,6 +2237,90 @@
     <w:p>
       <w:pPr>
         <w:numPr>
+          <w:ilvl w:val="1"/>
+          <w:numId w:val="1030"/>
+        </w:numPr>
+        <w:pStyle w:val="Compact"/>
+      </w:pPr>
+      <w:r>
+        <w:rPr>
+          <w:rStyle w:val="VerbatimChar"/>
+        </w:rPr>
+        <w:t xml:space="preserve">src/components/Layout.jsx</w:t>
+      </w:r>
+      <w:r>
+        <w:t xml:space="preserve"> </w:t>
+      </w:r>
+      <w:r>
+        <w:t xml:space="preserve">(shared shell)</w:t>
+      </w:r>
+    </w:p>
+    <w:p>
+      <w:pPr>
+        <w:numPr>
+          <w:ilvl w:val="1"/>
+          <w:numId w:val="1030"/>
+        </w:numPr>
+        <w:pStyle w:val="Compact"/>
+      </w:pPr>
+      <w:r>
+        <w:rPr>
+          <w:rStyle w:val="VerbatimChar"/>
+        </w:rPr>
+        <w:t xml:space="preserve">src/components/ProtectedRoute.jsx</w:t>
+      </w:r>
+      <w:r>
+        <w:t xml:space="preserve"> </w:t>
+      </w:r>
+      <w:r>
+        <w:t xml:space="preserve">(route guard)</w:t>
+      </w:r>
+    </w:p>
+    <w:p>
+      <w:pPr>
+        <w:numPr>
+          <w:ilvl w:val="1"/>
+          <w:numId w:val="1030"/>
+        </w:numPr>
+        <w:pStyle w:val="Compact"/>
+      </w:pPr>
+      <w:r>
+        <w:rPr>
+          <w:rStyle w:val="VerbatimChar"/>
+        </w:rPr>
+        <w:t xml:space="preserve">src/components/Navbar.jsx</w:t>
+      </w:r>
+      <w:r>
+        <w:t xml:space="preserve">,</w:t>
+      </w:r>
+      <w:r>
+        <w:t xml:space="preserve"> </w:t>
+      </w:r>
+      <w:r>
+        <w:rPr>
+          <w:rStyle w:val="VerbatimChar"/>
+        </w:rPr>
+        <w:t xml:space="preserve">src/components/Footer.jsx</w:t>
+      </w:r>
+    </w:p>
+    <w:p>
+      <w:pPr>
+        <w:numPr>
+          <w:ilvl w:val="1"/>
+          <w:numId w:val="1030"/>
+        </w:numPr>
+        <w:pStyle w:val="Compact"/>
+      </w:pPr>
+      <w:r>
+        <w:rPr>
+          <w:rStyle w:val="VerbatimChar"/>
+        </w:rPr>
+        <w:t xml:space="preserve">src/components/DatasetCard.jsx</w:t>
+      </w:r>
+    </w:p>
+    <w:p>
+      <w:pPr>
+        <w:numPr>
           <w:ilvl w:val="0"/>
           <w:numId w:val="1028"/>
         </w:numPr>
@@ -2346,6 +2475,18 @@
     </w:p>
     <w:p>
       <w:pPr>
+        <w:numPr>
+          <w:ilvl w:val="0"/>
+          <w:numId w:val="1034"/>
+        </w:numPr>
+        <w:pStyle w:val="Compact"/>
+      </w:pPr>
+      <w:r>
+        <w:t xml:space="preserve">Support authenticated UX flow before entering protected Home/Dashboard routes.</w:t>
+      </w:r>
+    </w:p>
+    <w:p>
+      <w:pPr>
         <w:pStyle w:val="FirstParagraph"/>
       </w:pPr>
       <w:r>
@@ -2610,9 +2751,62 @@
     </w:p>
     <w:p>
       <w:pPr>
+        <w:numPr>
+          <w:ilvl w:val="0"/>
+          <w:numId w:val="1037"/>
+        </w:numPr>
+        <w:pStyle w:val="Compact"/>
+      </w:pPr>
+      <w:r>
+        <w:rPr>
+          <w:rStyle w:val="VerbatimChar"/>
+        </w:rPr>
+        <w:t xml:space="preserve">GET /api/data-profile</w:t>
+      </w:r>
+    </w:p>
+    <w:p>
+      <w:pPr>
+        <w:numPr>
+          <w:ilvl w:val="0"/>
+          <w:numId w:val="1037"/>
+        </w:numPr>
+        <w:pStyle w:val="Compact"/>
+      </w:pPr>
+      <w:r>
+        <w:rPr>
+          <w:rStyle w:val="VerbatimChar"/>
+        </w:rPr>
+        <w:t xml:space="preserve">POST /api/top-correlated-pair</w:t>
+      </w:r>
+    </w:p>
+    <w:p>
+      <w:pPr>
         <w:pStyle w:val="FirstParagraph"/>
       </w:pPr>
       <w:r>
+        <w:t xml:space="preserve">Service-level endpoint:</w:t>
+      </w:r>
+    </w:p>
+    <w:p>
+      <w:pPr>
+        <w:numPr>
+          <w:ilvl w:val="0"/>
+          <w:numId w:val="1038"/>
+        </w:numPr>
+        <w:pStyle w:val="Compact"/>
+      </w:pPr>
+      <w:r>
+        <w:rPr>
+          <w:rStyle w:val="VerbatimChar"/>
+        </w:rPr>
+        <w:t xml:space="preserve">GET /health</w:t>
+      </w:r>
+    </w:p>
+    <w:p>
+      <w:pPr>
+        <w:pStyle w:val="FirstParagraph"/>
+      </w:pPr>
+      <w:r>
         <w:t xml:space="preserve">Repository behavior:</w:t>
       </w:r>
     </w:p>
@@ -2620,7 +2814,7 @@
       <w:pPr>
         <w:numPr>
           <w:ilvl w:val="0"/>
-          <w:numId w:val="1038"/>
+          <w:numId w:val="1039"/>
         </w:numPr>
         <w:pStyle w:val="Compact"/>
       </w:pPr>
@@ -2659,7 +2853,7 @@
       <w:pPr>
         <w:numPr>
           <w:ilvl w:val="0"/>
-          <w:numId w:val="1038"/>
+          <w:numId w:val="1039"/>
         </w:numPr>
         <w:pStyle w:val="Compact"/>
       </w:pPr>
@@ -2679,7 +2873,7 @@
       <w:pPr>
         <w:numPr>
           <w:ilvl w:val="0"/>
-          <w:numId w:val="1039"/>
+          <w:numId w:val="1040"/>
         </w:numPr>
         <w:pStyle w:val="Compact"/>
       </w:pPr>
@@ -2691,7 +2885,7 @@
       <w:pPr>
         <w:numPr>
           <w:ilvl w:val="0"/>
-          <w:numId w:val="1039"/>
+          <w:numId w:val="1040"/>
         </w:numPr>
         <w:pStyle w:val="Compact"/>
       </w:pPr>
@@ -2704,23 +2898,76 @@
         <w:pStyle w:val="FirstParagraph"/>
       </w:pPr>
       <w:r>
-        <w:t xml:space="preserve">Required enhancement:</w:t>
-      </w:r>
-    </w:p>
-    <w:p>
-      <w:pPr>
-        <w:numPr>
-          <w:ilvl w:val="0"/>
-          <w:numId w:val="1040"/>
-        </w:numPr>
-        <w:pStyle w:val="Compact"/>
-      </w:pPr>
-      <w:r>
-        <w:t xml:space="preserve">Add</w:t>
-      </w:r>
-      <w:r>
-        <w:t xml:space="preserve"> </w:t>
-      </w:r>
+        <w:t xml:space="preserve">Backend security integration update (PR #70):</w:t>
+      </w:r>
+    </w:p>
+    <w:p>
+      <w:pPr>
+        <w:numPr>
+          <w:ilvl w:val="0"/>
+          <w:numId w:val="1041"/>
+        </w:numPr>
+        <w:pStyle w:val="Compact"/>
+      </w:pPr>
+      <w:r>
+        <w:t xml:space="preserve">Upstream merged lightweight authentication support using bcrypt + JWT + middleware.</w:t>
+      </w:r>
+    </w:p>
+    <w:p>
+      <w:pPr>
+        <w:numPr>
+          <w:ilvl w:val="0"/>
+          <w:numId w:val="1041"/>
+        </w:numPr>
+        <w:pStyle w:val="Compact"/>
+      </w:pPr>
+      <w:r>
+        <w:t xml:space="preserve">Architecture intent is to protect selected routes with bearer-token validation while keeping read-only/open demo routes configurable.</w:t>
+      </w:r>
+    </w:p>
+    <w:p>
+      <w:pPr>
+        <w:numPr>
+          <w:ilvl w:val="0"/>
+          <w:numId w:val="1041"/>
+        </w:numPr>
+        <w:pStyle w:val="Compact"/>
+      </w:pPr>
+      <w:r>
+        <w:t xml:space="preserve">Supporting backend modules introduced in that stream include</w:t>
+      </w:r>
+      <w:r>
+        <w:t xml:space="preserve"> </w:t>
+      </w:r>
+      <w:r>
+        <w:rPr>
+          <w:rStyle w:val="VerbatimChar"/>
+        </w:rPr>
+        <w:t xml:space="preserve">middleware/authMiddleware.js</w:t>
+      </w:r>
+      <w:r>
+        <w:t xml:space="preserve"> </w:t>
+      </w:r>
+      <w:r>
+        <w:t xml:space="preserve">and token/hash utility helpers.</w:t>
+      </w:r>
+    </w:p>
+    <w:p>
+      <w:pPr>
+        <w:pStyle w:val="FirstParagraph"/>
+      </w:pPr>
+      <w:r>
+        <w:t xml:space="preserve">Current convergence notes:</w:t>
+      </w:r>
+    </w:p>
+    <w:p>
+      <w:pPr>
+        <w:numPr>
+          <w:ilvl w:val="0"/>
+          <w:numId w:val="1042"/>
+        </w:numPr>
+        <w:pStyle w:val="Compact"/>
+      </w:pPr>
       <w:r>
         <w:rPr>
           <w:rStyle w:val="VerbatimChar"/>
@@ -2731,22 +2978,61 @@
         <w:t xml:space="preserve"> </w:t>
       </w:r>
       <w:r>
-        <w:t xml:space="preserve">and optionally</w:t>
-      </w:r>
-      <w:r>
-        <w:t xml:space="preserve"> </w:t>
-      </w:r>
-      <w:r>
-        <w:rPr>
-          <w:rStyle w:val="VerbatimChar"/>
-        </w:rPr>
-        <w:t xml:space="preserve">GET /api/sensor-data</w:t>
-      </w:r>
-      <w:r>
-        <w:t xml:space="preserve"> </w:t>
-      </w:r>
-      <w:r>
-        <w:t xml:space="preserve">alias for compatibility.</w:t>
+        <w:t xml:space="preserve">is implemented in</w:t>
+      </w:r>
+      <w:r>
+        <w:t xml:space="preserve"> </w:t>
+      </w:r>
+      <w:r>
+        <w:rPr>
+          <w:rStyle w:val="VerbatimChar"/>
+        </w:rPr>
+        <w:t xml:space="preserve">newBackend/BackendCode/app.js</w:t>
+      </w:r>
+      <w:r>
+        <w:t xml:space="preserve"> </w:t>
+      </w:r>
+      <w:r>
+        <w:t xml:space="preserve">and used for operational verification.</w:t>
+      </w:r>
+    </w:p>
+    <w:p>
+      <w:pPr>
+        <w:numPr>
+          <w:ilvl w:val="0"/>
+          <w:numId w:val="1042"/>
+        </w:numPr>
+        <w:pStyle w:val="Compact"/>
+      </w:pPr>
+      <w:r>
+        <w:rPr>
+          <w:rStyle w:val="VerbatimChar"/>
+        </w:rPr>
+        <w:t xml:space="preserve">useSensorData</w:t>
+      </w:r>
+      <w:r>
+        <w:t xml:space="preserve"> </w:t>
+      </w:r>
+      <w:r>
+        <w:t xml:space="preserve">live-mode path (</w:t>
+      </w:r>
+      <w:r>
+        <w:rPr>
+          <w:rStyle w:val="VerbatimChar"/>
+        </w:rPr>
+        <w:t xml:space="preserve">/api/sensor-data</w:t>
+      </w:r>
+      <w:r>
+        <w:t xml:space="preserve">) is still not aligned with Node route naming (</w:t>
+      </w:r>
+      <w:r>
+        <w:rPr>
+          <w:rStyle w:val="VerbatimChar"/>
+        </w:rPr>
+        <w:t xml:space="preserve">/api/streams</w:t>
+      </w:r>
+      <w:r>
+        <w:t xml:space="preserve">), so contract normalization or an alias remains required.</w:t>
       </w:r>
     </w:p>
     <w:bookmarkEnd w:id="49"/>
@@ -2788,7 +3074,7 @@
       <w:pPr>
         <w:numPr>
           <w:ilvl w:val="0"/>
-          <w:numId w:val="1041"/>
+          <w:numId w:val="1043"/>
         </w:numPr>
         <w:pStyle w:val="Compact"/>
       </w:pPr>
@@ -2809,7 +3095,7 @@
       <w:pPr>
         <w:numPr>
           <w:ilvl w:val="0"/>
-          <w:numId w:val="1041"/>
+          <w:numId w:val="1043"/>
         </w:numPr>
         <w:pStyle w:val="Compact"/>
       </w:pPr>
@@ -2830,7 +3116,7 @@
       <w:pPr>
         <w:numPr>
           <w:ilvl w:val="0"/>
-          <w:numId w:val="1041"/>
+          <w:numId w:val="1043"/>
         </w:numPr>
         <w:pStyle w:val="Compact"/>
       </w:pPr>
@@ -2874,7 +3160,7 @@
       <w:pPr>
         <w:numPr>
           <w:ilvl w:val="0"/>
-          <w:numId w:val="1042"/>
+          <w:numId w:val="1044"/>
         </w:numPr>
         <w:pStyle w:val="Compact"/>
       </w:pPr>
@@ -2895,7 +3181,7 @@
       <w:pPr>
         <w:numPr>
           <w:ilvl w:val="0"/>
-          <w:numId w:val="1042"/>
+          <w:numId w:val="1044"/>
         </w:numPr>
         <w:pStyle w:val="Compact"/>
       </w:pPr>
@@ -2924,7 +3210,7 @@
       <w:pPr>
         <w:numPr>
           <w:ilvl w:val="0"/>
-          <w:numId w:val="1043"/>
+          <w:numId w:val="1045"/>
         </w:numPr>
         <w:pStyle w:val="Compact"/>
       </w:pPr>
@@ -2936,7 +3222,7 @@
       <w:pPr>
         <w:numPr>
           <w:ilvl w:val="0"/>
-          <w:numId w:val="1043"/>
+          <w:numId w:val="1045"/>
         </w:numPr>
         <w:pStyle w:val="Compact"/>
       </w:pPr>
@@ -2944,8 +3230,165 @@
         <w:t xml:space="preserve">Strategic evolution path for persistent, model-backed data serving.</w:t>
       </w:r>
     </w:p>
+    <w:p>
+      <w:pPr>
+        <w:pStyle w:val="FirstParagraph"/>
+      </w:pPr>
+      <w:r>
+        <w:t xml:space="preserve">DB stream update reference (external fork activity):</w:t>
+      </w:r>
+    </w:p>
+    <w:p>
+      <w:pPr>
+        <w:numPr>
+          <w:ilvl w:val="0"/>
+          <w:numId w:val="1046"/>
+        </w:numPr>
+        <w:pStyle w:val="Compact"/>
+      </w:pPr>
+      <w:r>
+        <w:t xml:space="preserve">Repository:</w:t>
+      </w:r>
+      <w:r>
+        <w:t xml:space="preserve"> </w:t>
+      </w:r>
+      <w:r>
+        <w:rPr>
+          <w:rStyle w:val="VerbatimChar"/>
+        </w:rPr>
+        <w:t xml:space="preserve">https://github.com/FarrisBaboo/Intelligent-IoT-Data-Management</w:t>
+      </w:r>
+    </w:p>
+    <w:p>
+      <w:pPr>
+        <w:numPr>
+          <w:ilvl w:val="0"/>
+          <w:numId w:val="1046"/>
+        </w:numPr>
+        <w:pStyle w:val="Compact"/>
+      </w:pPr>
+      <w:r>
+        <w:t xml:space="preserve">DB-related commit trail indicates ongoing ingestion and endpoint hardening work:</w:t>
+      </w:r>
+    </w:p>
+    <w:p>
+      <w:pPr>
+        <w:numPr>
+          <w:ilvl w:val="1"/>
+          <w:numId w:val="1047"/>
+        </w:numPr>
+        <w:pStyle w:val="Compact"/>
+      </w:pPr>
+      <w:r>
+        <w:rPr>
+          <w:rStyle w:val="VerbatimChar"/>
+        </w:rPr>
+        <w:t xml:space="preserve">5e04d8e</w:t>
+      </w:r>
+      <w:r>
+        <w:t xml:space="preserve"> </w:t>
+      </w:r>
+      <w:r>
+        <w:t xml:space="preserve">Implement ingestion logic and models</w:t>
+      </w:r>
+    </w:p>
+    <w:p>
+      <w:pPr>
+        <w:numPr>
+          <w:ilvl w:val="1"/>
+          <w:numId w:val="1047"/>
+        </w:numPr>
+        <w:pStyle w:val="Compact"/>
+      </w:pPr>
+      <w:r>
+        <w:rPr>
+          <w:rStyle w:val="VerbatimChar"/>
+        </w:rPr>
+        <w:t xml:space="preserve">89e7d28</w:t>
+      </w:r>
+      <w:r>
+        <w:t xml:space="preserve"> </w:t>
+      </w:r>
+      <w:r>
+        <w:t xml:space="preserve">Add controllers/service/repo for DB and ingest fixes</w:t>
+      </w:r>
+    </w:p>
+    <w:p>
+      <w:pPr>
+        <w:numPr>
+          <w:ilvl w:val="1"/>
+          <w:numId w:val="1047"/>
+        </w:numPr>
+        <w:pStyle w:val="Compact"/>
+      </w:pPr>
+      <w:r>
+        <w:rPr>
+          <w:rStyle w:val="VerbatimChar"/>
+        </w:rPr>
+        <w:t xml:space="preserve">bffcaba</w:t>
+      </w:r>
+      <w:r>
+        <w:t xml:space="preserve"> </w:t>
+      </w:r>
+      <w:r>
+        <w:t xml:space="preserve">Fix mock connection to DB</w:t>
+      </w:r>
+    </w:p>
+    <w:p>
+      <w:pPr>
+        <w:numPr>
+          <w:ilvl w:val="1"/>
+          <w:numId w:val="1047"/>
+        </w:numPr>
+        <w:pStyle w:val="Compact"/>
+      </w:pPr>
+      <w:r>
+        <w:rPr>
+          <w:rStyle w:val="VerbatimChar"/>
+        </w:rPr>
+        <w:t xml:space="preserve">c92a28f</w:t>
+      </w:r>
+      <w:r>
+        <w:t xml:space="preserve"> </w:t>
+      </w:r>
+      <w:r>
+        <w:t xml:space="preserve">Fix DB ingestion pipeline and update dataset/series endpoints</w:t>
+      </w:r>
+    </w:p>
+    <w:p>
+      <w:pPr>
+        <w:pStyle w:val="FirstParagraph"/>
+      </w:pPr>
+      <w:r>
+        <w:t xml:space="preserve">Architecture interpretation:</w:t>
+      </w:r>
+    </w:p>
+    <w:p>
+      <w:pPr>
+        <w:numPr>
+          <w:ilvl w:val="0"/>
+          <w:numId w:val="1048"/>
+        </w:numPr>
+        <w:pStyle w:val="Compact"/>
+      </w:pPr>
+      <w:r>
+        <w:t xml:space="preserve">The project now has a clearer persistence-evolution stream (file-backed -&gt; DB-backed).</w:t>
+      </w:r>
+    </w:p>
+    <w:p>
+      <w:pPr>
+        <w:numPr>
+          <w:ilvl w:val="0"/>
+          <w:numId w:val="1048"/>
+        </w:numPr>
+        <w:pStyle w:val="Compact"/>
+      </w:pPr>
+      <w:r>
+        <w:t xml:space="preserve">Canonical runtime still documents file-backed Node path as primary, while DB-backed path is treated as integration-ready extension pending full upstream convergence.</w:t>
+      </w:r>
+    </w:p>
     <w:bookmarkEnd w:id="50"/>
-    <w:bookmarkStart w:id="51" w:name="analytics-servicemodule-layer"/>
+    <w:bookmarkStart w:id="52" w:name="analytics-servicemodule-layer"/>
     <w:p>
       <w:pPr>
         <w:pStyle w:val="Heading2"/>
@@ -2966,7 +3409,7 @@
       <w:pPr>
         <w:numPr>
           <w:ilvl w:val="0"/>
-          <w:numId w:val="1044"/>
+          <w:numId w:val="1049"/>
         </w:numPr>
         <w:pStyle w:val="Compact"/>
       </w:pPr>
@@ -3002,7 +3445,7 @@
       <w:pPr>
         <w:numPr>
           <w:ilvl w:val="0"/>
-          <w:numId w:val="1044"/>
+          <w:numId w:val="1049"/>
         </w:numPr>
         <w:pStyle w:val="Compact"/>
       </w:pPr>
@@ -3031,7 +3474,7 @@
       <w:pPr>
         <w:numPr>
           <w:ilvl w:val="0"/>
-          <w:numId w:val="1045"/>
+          <w:numId w:val="1050"/>
         </w:numPr>
         <w:pStyle w:val="Compact"/>
       </w:pPr>
@@ -3043,12 +3486,174 @@
       <w:pPr>
         <w:numPr>
           <w:ilvl w:val="0"/>
-          <w:numId w:val="1045"/>
+          <w:numId w:val="1050"/>
         </w:numPr>
         <w:pStyle w:val="Compact"/>
       </w:pPr>
       <w:r>
         <w:t xml:space="preserve">Keep notebooks and exploratory scripts as research assets, not runtime dependencies.</w:t>
+      </w:r>
+    </w:p>
+    <w:bookmarkStart w:id="51" w:name="frontend-integration-update-pr-71"/>
+    <w:p>
+      <w:pPr>
+        <w:pStyle w:val="Heading3"/>
+      </w:pPr>
+      <w:r>
+        <w:t xml:space="preserve">8.5 Frontend Integration Update (PR #71)</w:t>
+      </w:r>
+    </w:p>
+    <w:p>
+      <w:pPr>
+        <w:pStyle w:val="FirstParagraph"/>
+      </w:pPr>
+      <w:r>
+        <w:t xml:space="preserve">PR reference:</w:t>
+      </w:r>
+      <w:r>
+        <w:t xml:space="preserve"> </w:t>
+      </w:r>
+      <w:r>
+        <w:rPr>
+          <w:rStyle w:val="VerbatimChar"/>
+        </w:rPr>
+        <w:t xml:space="preserve">https://github.com/DataBytes-Organisation/Intelligent-IoT-Data-Management/pull/71</w:t>
+      </w:r>
+    </w:p>
+    <w:p>
+      <w:pPr>
+        <w:pStyle w:val="BodyText"/>
+      </w:pPr>
+      <w:r>
+        <w:t xml:space="preserve">Key architecture-facing updates from this frontend stream:</w:t>
+      </w:r>
+    </w:p>
+    <w:p>
+      <w:pPr>
+        <w:numPr>
+          <w:ilvl w:val="0"/>
+          <w:numId w:val="1051"/>
+        </w:numPr>
+        <w:pStyle w:val="Compact"/>
+      </w:pPr>
+      <w:r>
+        <w:t xml:space="preserve">Route model expanded to include login/registration/forgot-password pages.</w:t>
+      </w:r>
+    </w:p>
+    <w:p>
+      <w:pPr>
+        <w:numPr>
+          <w:ilvl w:val="0"/>
+          <w:numId w:val="1051"/>
+        </w:numPr>
+        <w:pStyle w:val="Compact"/>
+      </w:pPr>
+      <w:r>
+        <w:t xml:space="preserve">Protected route pattern introduced for</w:t>
+      </w:r>
+      <w:r>
+        <w:t xml:space="preserve"> </w:t>
+      </w:r>
+      <w:r>
+        <w:rPr>
+          <w:rStyle w:val="VerbatimChar"/>
+        </w:rPr>
+        <w:t xml:space="preserve">/home</w:t>
+      </w:r>
+      <w:r>
+        <w:t xml:space="preserve"> </w:t>
+      </w:r>
+      <w:r>
+        <w:t xml:space="preserve">and</w:t>
+      </w:r>
+      <w:r>
+        <w:t xml:space="preserve"> </w:t>
+      </w:r>
+      <w:r>
+        <w:rPr>
+          <w:rStyle w:val="VerbatimChar"/>
+        </w:rPr>
+        <w:t xml:space="preserve">/dashboard/:id</w:t>
+      </w:r>
+      <w:r>
+        <w:t xml:space="preserve">.</w:t>
+      </w:r>
+    </w:p>
+    <w:p>
+      <w:pPr>
+        <w:numPr>
+          <w:ilvl w:val="0"/>
+          <w:numId w:val="1051"/>
+        </w:numPr>
+        <w:pStyle w:val="Compact"/>
+      </w:pPr>
+      <w:r>
+        <w:t xml:space="preserve">Shared layout introduced for consistent navbar/footer wrapping.</w:t>
+      </w:r>
+    </w:p>
+    <w:p>
+      <w:pPr>
+        <w:numPr>
+          <w:ilvl w:val="0"/>
+          <w:numId w:val="1051"/>
+        </w:numPr>
+        <w:pStyle w:val="Compact"/>
+      </w:pPr>
+      <w:r>
+        <w:t xml:space="preserve">Homepage redesign and dataset card presentation added to improve discoverability of dataset entry points.</w:t>
+      </w:r>
+    </w:p>
+    <w:p>
+      <w:pPr>
+        <w:numPr>
+          <w:ilvl w:val="0"/>
+          <w:numId w:val="1051"/>
+        </w:numPr>
+        <w:pStyle w:val="Compact"/>
+      </w:pPr>
+      <w:r>
+        <w:t xml:space="preserve">New auth service client (</w:t>
+      </w:r>
+      <w:r>
+        <w:rPr>
+          <w:rStyle w:val="VerbatimChar"/>
+        </w:rPr>
+        <w:t xml:space="preserve">src/services/authClient.js</w:t>
+      </w:r>
+      <w:r>
+        <w:t xml:space="preserve">) introduced as a seam for backend auth integration.</w:t>
+      </w:r>
+    </w:p>
+    <w:p>
+      <w:pPr>
+        <w:pStyle w:val="FirstParagraph"/>
+      </w:pPr>
+      <w:r>
+        <w:t xml:space="preserve">HLD implication:</w:t>
+      </w:r>
+    </w:p>
+    <w:p>
+      <w:pPr>
+        <w:numPr>
+          <w:ilvl w:val="0"/>
+          <w:numId w:val="1052"/>
+        </w:numPr>
+        <w:pStyle w:val="Compact"/>
+      </w:pPr>
+      <w:r>
+        <w:t xml:space="preserve">The platform now has an explicit presentation-layer split between public auth routes and authenticated analytical routes.</w:t>
+      </w:r>
+    </w:p>
+    <w:p>
+      <w:pPr>
+        <w:numPr>
+          <w:ilvl w:val="0"/>
+          <w:numId w:val="1052"/>
+        </w:numPr>
+        <w:pStyle w:val="Compact"/>
+      </w:pPr>
+      <w:r>
+        <w:t xml:space="preserve">This strengthens separation of concerns and improves readiness for future backend-auth convergence.</w:t>
       </w:r>
     </w:p>
     <w:p>
@@ -3059,7 +3664,8 @@
       </w:r>
     </w:p>
     <w:bookmarkEnd w:id="51"/>
-    <w:bookmarkStart w:id="56" w:name="X75401eee069e388f17e1706fa40161a24513fa8"/>
+    <w:bookmarkEnd w:id="52"/>
+    <w:bookmarkStart w:id="57" w:name="X75401eee069e388f17e1706fa40161a24513fa8"/>
     <w:p>
       <w:pPr>
         <w:pStyle w:val="Heading2"/>
@@ -3068,7 +3674,7 @@
         <w:t xml:space="preserve">9. Data Architecture and Canonical Contracts</w:t>
       </w:r>
     </w:p>
-    <w:bookmarkStart w:id="52" w:name="canonical-record-model"/>
+    <w:bookmarkStart w:id="53" w:name="canonical-record-model"/>
     <w:p>
       <w:pPr>
         <w:pStyle w:val="Heading3"/>
@@ -3325,8 +3931,8 @@
         <w:t xml:space="preserve">}</w:t>
       </w:r>
     </w:p>
-    <w:bookmarkEnd w:id="52"/>
-    <w:bookmarkStart w:id="53" w:name="contract-rules"/>
+    <w:bookmarkEnd w:id="53"/>
+    <w:bookmarkStart w:id="54" w:name="contract-rules"/>
     <w:p>
       <w:pPr>
         <w:pStyle w:val="Heading3"/>
@@ -3339,7 +3945,7 @@
       <w:pPr>
         <w:numPr>
           <w:ilvl w:val="0"/>
-          <w:numId w:val="1046"/>
+          <w:numId w:val="1053"/>
         </w:numPr>
         <w:pStyle w:val="Compact"/>
       </w:pPr>
@@ -3375,7 +3981,7 @@
       <w:pPr>
         <w:numPr>
           <w:ilvl w:val="0"/>
-          <w:numId w:val="1046"/>
+          <w:numId w:val="1053"/>
         </w:numPr>
         <w:pStyle w:val="Compact"/>
       </w:pPr>
@@ -3387,7 +3993,7 @@
       <w:pPr>
         <w:numPr>
           <w:ilvl w:val="0"/>
-          <w:numId w:val="1046"/>
+          <w:numId w:val="1053"/>
         </w:numPr>
         <w:pStyle w:val="Compact"/>
       </w:pPr>
@@ -3411,7 +4017,7 @@
       <w:pPr>
         <w:numPr>
           <w:ilvl w:val="0"/>
-          <w:numId w:val="1046"/>
+          <w:numId w:val="1053"/>
         </w:numPr>
         <w:pStyle w:val="Compact"/>
       </w:pPr>
@@ -3431,8 +4037,8 @@
         <w:t xml:space="preserve">.</w:t>
       </w:r>
     </w:p>
-    <w:bookmarkEnd w:id="53"/>
-    <w:bookmarkStart w:id="54" w:name="data-lifecycle-current"/>
+    <w:bookmarkEnd w:id="54"/>
+    <w:bookmarkStart w:id="55" w:name="data-lifecycle-current"/>
     <w:p>
       <w:pPr>
         <w:pStyle w:val="Heading3"/>
@@ -3445,7 +4051,7 @@
       <w:pPr>
         <w:numPr>
           <w:ilvl w:val="0"/>
-          <w:numId w:val="1047"/>
+          <w:numId w:val="1054"/>
         </w:numPr>
         <w:pStyle w:val="Compact"/>
       </w:pPr>
@@ -3457,7 +4063,7 @@
       <w:pPr>
         <w:numPr>
           <w:ilvl w:val="0"/>
-          <w:numId w:val="1047"/>
+          <w:numId w:val="1054"/>
         </w:numPr>
         <w:pStyle w:val="Compact"/>
       </w:pPr>
@@ -3469,7 +4075,7 @@
       <w:pPr>
         <w:numPr>
           <w:ilvl w:val="0"/>
-          <w:numId w:val="1047"/>
+          <w:numId w:val="1054"/>
         </w:numPr>
         <w:pStyle w:val="Compact"/>
       </w:pPr>
@@ -3481,7 +4087,7 @@
       <w:pPr>
         <w:numPr>
           <w:ilvl w:val="0"/>
-          <w:numId w:val="1047"/>
+          <w:numId w:val="1054"/>
         </w:numPr>
         <w:pStyle w:val="Compact"/>
       </w:pPr>
@@ -3493,7 +4099,7 @@
       <w:pPr>
         <w:numPr>
           <w:ilvl w:val="0"/>
-          <w:numId w:val="1047"/>
+          <w:numId w:val="1054"/>
         </w:numPr>
         <w:pStyle w:val="Compact"/>
       </w:pPr>
@@ -3501,8 +4107,8 @@
         <w:t xml:space="preserve">Frontend receives filtered records and computes visualization-specific transforms.</w:t>
       </w:r>
     </w:p>
-    <w:bookmarkEnd w:id="54"/>
-    <w:bookmarkStart w:id="55" w:name="data-quality-considerations"/>
+    <w:bookmarkEnd w:id="55"/>
+    <w:bookmarkStart w:id="56" w:name="data-quality-considerations"/>
     <w:p>
       <w:pPr>
         <w:pStyle w:val="Heading3"/>
@@ -3515,7 +4121,7 @@
       <w:pPr>
         <w:numPr>
           <w:ilvl w:val="0"/>
-          <w:numId w:val="1048"/>
+          <w:numId w:val="1055"/>
         </w:numPr>
         <w:pStyle w:val="Compact"/>
       </w:pPr>
@@ -3527,7 +4133,7 @@
       <w:pPr>
         <w:numPr>
           <w:ilvl w:val="0"/>
-          <w:numId w:val="1048"/>
+          <w:numId w:val="1055"/>
         </w:numPr>
         <w:pStyle w:val="Compact"/>
       </w:pPr>
@@ -3539,7 +4145,7 @@
       <w:pPr>
         <w:numPr>
           <w:ilvl w:val="0"/>
-          <w:numId w:val="1048"/>
+          <w:numId w:val="1055"/>
         </w:numPr>
         <w:pStyle w:val="Compact"/>
       </w:pPr>
@@ -3551,7 +4157,7 @@
       <w:pPr>
         <w:numPr>
           <w:ilvl w:val="0"/>
-          <w:numId w:val="1048"/>
+          <w:numId w:val="1055"/>
         </w:numPr>
         <w:pStyle w:val="Compact"/>
       </w:pPr>
@@ -3566,9 +4172,9 @@
         </w:pict>
       </w:r>
     </w:p>
-    <w:bookmarkEnd w:id="55"/>
     <w:bookmarkEnd w:id="56"/>
-    <w:bookmarkStart w:id="61" w:name="api-architecture-and-interface-contracts"/>
+    <w:bookmarkEnd w:id="57"/>
+    <w:bookmarkStart w:id="62" w:name="api-architecture-and-interface-contracts"/>
     <w:p>
       <w:pPr>
         <w:pStyle w:val="Heading2"/>
@@ -3577,7 +4183,7 @@
         <w:t xml:space="preserve">10. API Architecture and Interface Contracts</w:t>
       </w:r>
     </w:p>
-    <w:bookmarkStart w:id="57" w:name="existing-contract-node-api"/>
+    <w:bookmarkStart w:id="58" w:name="existing-contract-node-api"/>
     <w:p>
       <w:pPr>
         <w:pStyle w:val="Heading3"/>
@@ -3590,7 +4196,7 @@
       <w:pPr>
         <w:numPr>
           <w:ilvl w:val="0"/>
-          <w:numId w:val="1049"/>
+          <w:numId w:val="1056"/>
         </w:numPr>
         <w:pStyle w:val="Compact"/>
       </w:pPr>
@@ -3605,7 +4211,7 @@
       <w:pPr>
         <w:numPr>
           <w:ilvl w:val="1"/>
-          <w:numId w:val="1050"/>
+          <w:numId w:val="1057"/>
         </w:numPr>
         <w:pStyle w:val="Compact"/>
       </w:pPr>
@@ -3617,7 +4223,7 @@
       <w:pPr>
         <w:numPr>
           <w:ilvl w:val="0"/>
-          <w:numId w:val="1049"/>
+          <w:numId w:val="1056"/>
         </w:numPr>
         <w:pStyle w:val="Compact"/>
       </w:pPr>
@@ -3632,7 +4238,7 @@
       <w:pPr>
         <w:numPr>
           <w:ilvl w:val="1"/>
-          <w:numId w:val="1051"/>
+          <w:numId w:val="1058"/>
         </w:numPr>
         <w:pStyle w:val="Compact"/>
       </w:pPr>
@@ -3644,7 +4250,7 @@
       <w:pPr>
         <w:numPr>
           <w:ilvl w:val="0"/>
-          <w:numId w:val="1049"/>
+          <w:numId w:val="1056"/>
         </w:numPr>
         <w:pStyle w:val="Compact"/>
       </w:pPr>
@@ -3659,7 +4265,7 @@
       <w:pPr>
         <w:numPr>
           <w:ilvl w:val="1"/>
-          <w:numId w:val="1052"/>
+          <w:numId w:val="1059"/>
         </w:numPr>
       </w:pPr>
       <w:r>
@@ -3757,15 +4363,15 @@
       <w:pPr>
         <w:numPr>
           <w:ilvl w:val="1"/>
-          <w:numId w:val="1052"/>
+          <w:numId w:val="1059"/>
         </w:numPr>
       </w:pPr>
       <w:r>
         <w:t xml:space="preserve">Response: records containing metadata plus selected stream keys.</w:t>
       </w:r>
     </w:p>
-    <w:bookmarkEnd w:id="57"/>
-    <w:bookmarkStart w:id="58" w:name="required-contract-stabilization"/>
+    <w:bookmarkEnd w:id="58"/>
+    <w:bookmarkStart w:id="59" w:name="required-contract-stabilization"/>
     <w:p>
       <w:pPr>
         <w:pStyle w:val="Heading3"/>
@@ -3778,7 +4384,7 @@
       <w:pPr>
         <w:numPr>
           <w:ilvl w:val="0"/>
-          <w:numId w:val="1053"/>
+          <w:numId w:val="1060"/>
         </w:numPr>
         <w:pStyle w:val="Compact"/>
       </w:pPr>
@@ -3805,7 +4411,7 @@
       <w:pPr>
         <w:numPr>
           <w:ilvl w:val="0"/>
-          <w:numId w:val="1053"/>
+          <w:numId w:val="1060"/>
         </w:numPr>
         <w:pStyle w:val="Compact"/>
       </w:pPr>
@@ -3817,7 +4423,7 @@
       <w:pPr>
         <w:numPr>
           <w:ilvl w:val="1"/>
-          <w:numId w:val="1054"/>
+          <w:numId w:val="1061"/>
         </w:numPr>
         <w:pStyle w:val="Compact"/>
       </w:pPr>
@@ -3841,7 +4447,7 @@
       <w:pPr>
         <w:numPr>
           <w:ilvl w:val="1"/>
-          <w:numId w:val="1054"/>
+          <w:numId w:val="1061"/>
         </w:numPr>
         <w:pStyle w:val="Compact"/>
       </w:pPr>
@@ -3868,7 +4474,7 @@
       <w:pPr>
         <w:numPr>
           <w:ilvl w:val="0"/>
-          <w:numId w:val="1053"/>
+          <w:numId w:val="1060"/>
         </w:numPr>
         <w:pStyle w:val="Compact"/>
       </w:pPr>
@@ -4015,8 +4621,8 @@
         <w:t xml:space="preserve">}</w:t>
       </w:r>
     </w:p>
-    <w:bookmarkEnd w:id="58"/>
-    <w:bookmarkStart w:id="59" w:name="error-semantics"/>
+    <w:bookmarkEnd w:id="59"/>
+    <w:bookmarkStart w:id="60" w:name="error-semantics"/>
     <w:p>
       <w:pPr>
         <w:pStyle w:val="Heading3"/>
@@ -4029,7 +4635,7 @@
       <w:pPr>
         <w:numPr>
           <w:ilvl w:val="0"/>
-          <w:numId w:val="1055"/>
+          <w:numId w:val="1062"/>
         </w:numPr>
         <w:pStyle w:val="Compact"/>
       </w:pPr>
@@ -4065,7 +4671,7 @@
       <w:pPr>
         <w:numPr>
           <w:ilvl w:val="0"/>
-          <w:numId w:val="1055"/>
+          <w:numId w:val="1062"/>
         </w:numPr>
         <w:pStyle w:val="Compact"/>
       </w:pPr>
@@ -4086,7 +4692,7 @@
       <w:pPr>
         <w:numPr>
           <w:ilvl w:val="0"/>
-          <w:numId w:val="1055"/>
+          <w:numId w:val="1062"/>
         </w:numPr>
         <w:pStyle w:val="Compact"/>
       </w:pPr>
@@ -4103,8 +4709,8 @@
         <w:t xml:space="preserve">for repository read/parse failures.</w:t>
       </w:r>
     </w:p>
-    <w:bookmarkEnd w:id="59"/>
-    <w:bookmarkStart w:id="60" w:name="api-versioning-guidance"/>
+    <w:bookmarkEnd w:id="60"/>
+    <w:bookmarkStart w:id="61" w:name="api-versioning-guidance"/>
     <w:p>
       <w:pPr>
         <w:pStyle w:val="Heading3"/>
@@ -4117,7 +4723,7 @@
       <w:pPr>
         <w:numPr>
           <w:ilvl w:val="0"/>
-          <w:numId w:val="1056"/>
+          <w:numId w:val="1063"/>
         </w:numPr>
         <w:pStyle w:val="Compact"/>
       </w:pPr>
@@ -4129,7 +4735,7 @@
       <w:pPr>
         <w:numPr>
           <w:ilvl w:val="0"/>
-          <w:numId w:val="1056"/>
+          <w:numId w:val="1063"/>
         </w:numPr>
         <w:pStyle w:val="Compact"/>
       </w:pPr>
@@ -4159,9 +4765,9 @@
         </w:pict>
       </w:r>
     </w:p>
-    <w:bookmarkEnd w:id="60"/>
     <w:bookmarkEnd w:id="61"/>
-    <w:bookmarkStart w:id="66" w:name="end-to-end-functional-flows"/>
+    <w:bookmarkEnd w:id="62"/>
+    <w:bookmarkStart w:id="67" w:name="end-to-end-functional-flows"/>
     <w:p>
       <w:pPr>
         <w:pStyle w:val="Heading2"/>
@@ -4170,7 +4776,7 @@
         <w:t xml:space="preserve">11. End-to-End Functional Flows</w:t>
       </w:r>
     </w:p>
-    <w:bookmarkStart w:id="62" w:name="flow-a-dashboard-initialization"/>
+    <w:bookmarkStart w:id="63" w:name="flow-a-dashboard-initialization"/>
     <w:p>
       <w:pPr>
         <w:pStyle w:val="Heading3"/>
@@ -4183,7 +4789,7 @@
       <w:pPr>
         <w:numPr>
           <w:ilvl w:val="0"/>
-          <w:numId w:val="1057"/>
+          <w:numId w:val="1064"/>
         </w:numPr>
         <w:pStyle w:val="Compact"/>
       </w:pPr>
@@ -4195,7 +4801,7 @@
       <w:pPr>
         <w:numPr>
           <w:ilvl w:val="0"/>
-          <w:numId w:val="1057"/>
+          <w:numId w:val="1064"/>
         </w:numPr>
         <w:pStyle w:val="Compact"/>
       </w:pPr>
@@ -4207,7 +4813,7 @@
       <w:pPr>
         <w:numPr>
           <w:ilvl w:val="0"/>
-          <w:numId w:val="1057"/>
+          <w:numId w:val="1064"/>
         </w:numPr>
         <w:pStyle w:val="Compact"/>
       </w:pPr>
@@ -4219,7 +4825,7 @@
       <w:pPr>
         <w:numPr>
           <w:ilvl w:val="0"/>
-          <w:numId w:val="1057"/>
+          <w:numId w:val="1064"/>
         </w:numPr>
         <w:pStyle w:val="Compact"/>
       </w:pPr>
@@ -4231,7 +4837,7 @@
       <w:pPr>
         <w:numPr>
           <w:ilvl w:val="0"/>
-          <w:numId w:val="1057"/>
+          <w:numId w:val="1064"/>
         </w:numPr>
         <w:pStyle w:val="Compact"/>
       </w:pPr>
@@ -4239,8 +4845,8 @@
         <w:t xml:space="preserve">UI renders controls and baseline instructions.</w:t>
       </w:r>
     </w:p>
-    <w:bookmarkEnd w:id="62"/>
-    <w:bookmarkStart w:id="63" w:name="flow-b-stream-selection-and-filtering"/>
+    <w:bookmarkEnd w:id="63"/>
+    <w:bookmarkStart w:id="64" w:name="flow-b-stream-selection-and-filtering"/>
     <w:p>
       <w:pPr>
         <w:pStyle w:val="Heading3"/>
@@ -4253,7 +4859,7 @@
       <w:pPr>
         <w:numPr>
           <w:ilvl w:val="0"/>
-          <w:numId w:val="1058"/>
+          <w:numId w:val="1065"/>
         </w:numPr>
         <w:pStyle w:val="Compact"/>
       </w:pPr>
@@ -4265,7 +4871,7 @@
       <w:pPr>
         <w:numPr>
           <w:ilvl w:val="0"/>
-          <w:numId w:val="1058"/>
+          <w:numId w:val="1065"/>
         </w:numPr>
         <w:pStyle w:val="Compact"/>
       </w:pPr>
@@ -4277,7 +4883,7 @@
       <w:pPr>
         <w:numPr>
           <w:ilvl w:val="0"/>
-          <w:numId w:val="1058"/>
+          <w:numId w:val="1065"/>
         </w:numPr>
         <w:pStyle w:val="Compact"/>
       </w:pPr>
@@ -4289,7 +4895,7 @@
       <w:pPr>
         <w:numPr>
           <w:ilvl w:val="0"/>
-          <w:numId w:val="1058"/>
+          <w:numId w:val="1065"/>
         </w:numPr>
         <w:pStyle w:val="Compact"/>
       </w:pPr>
@@ -4297,8 +4903,8 @@
         <w:t xml:space="preserve">Frontend updates chart and statistics cards.</w:t>
       </w:r>
     </w:p>
-    <w:bookmarkEnd w:id="63"/>
-    <w:bookmarkStart w:id="64" w:name="flow-c-correlation-insight-path"/>
+    <w:bookmarkEnd w:id="64"/>
+    <w:bookmarkStart w:id="65" w:name="flow-c-correlation-insight-path"/>
     <w:p>
       <w:pPr>
         <w:pStyle w:val="Heading3"/>
@@ -4311,7 +4917,7 @@
       <w:pPr>
         <w:numPr>
           <w:ilvl w:val="0"/>
-          <w:numId w:val="1059"/>
+          <w:numId w:val="1066"/>
         </w:numPr>
         <w:pStyle w:val="Compact"/>
       </w:pPr>
@@ -4323,7 +4929,7 @@
       <w:pPr>
         <w:numPr>
           <w:ilvl w:val="0"/>
-          <w:numId w:val="1059"/>
+          <w:numId w:val="1066"/>
         </w:numPr>
         <w:pStyle w:val="Compact"/>
       </w:pPr>
@@ -4335,7 +4941,7 @@
       <w:pPr>
         <w:numPr>
           <w:ilvl w:val="0"/>
-          <w:numId w:val="1059"/>
+          <w:numId w:val="1066"/>
         </w:numPr>
         <w:pStyle w:val="Compact"/>
       </w:pPr>
@@ -4347,7 +4953,7 @@
       <w:pPr>
         <w:numPr>
           <w:ilvl w:val="0"/>
-          <w:numId w:val="1059"/>
+          <w:numId w:val="1066"/>
         </w:numPr>
         <w:pStyle w:val="Compact"/>
       </w:pPr>
@@ -4359,7 +4965,7 @@
       <w:pPr>
         <w:numPr>
           <w:ilvl w:val="0"/>
-          <w:numId w:val="1059"/>
+          <w:numId w:val="1066"/>
         </w:numPr>
         <w:pStyle w:val="Compact"/>
       </w:pPr>
@@ -4367,8 +4973,8 @@
         <w:t xml:space="preserve">User interprets relation strength in context window.</w:t>
       </w:r>
     </w:p>
-    <w:bookmarkEnd w:id="64"/>
-    <w:bookmarkStart w:id="65" w:name="flow-d-health-and-operational-check"/>
+    <w:bookmarkEnd w:id="65"/>
+    <w:bookmarkStart w:id="66" w:name="flow-d-health-and-operational-check"/>
     <w:p>
       <w:pPr>
         <w:pStyle w:val="Heading3"/>
@@ -4381,7 +4987,7 @@
       <w:pPr>
         <w:numPr>
           <w:ilvl w:val="0"/>
-          <w:numId w:val="1060"/>
+          <w:numId w:val="1067"/>
         </w:numPr>
         <w:pStyle w:val="Compact"/>
       </w:pPr>
@@ -4405,7 +5011,7 @@
       <w:pPr>
         <w:numPr>
           <w:ilvl w:val="0"/>
-          <w:numId w:val="1060"/>
+          <w:numId w:val="1067"/>
         </w:numPr>
         <w:pStyle w:val="Compact"/>
       </w:pPr>
@@ -4417,7 +5023,7 @@
       <w:pPr>
         <w:numPr>
           <w:ilvl w:val="0"/>
-          <w:numId w:val="1060"/>
+          <w:numId w:val="1067"/>
         </w:numPr>
         <w:pStyle w:val="Compact"/>
       </w:pPr>
@@ -4432,9 +5038,9 @@
         </w:pict>
       </w:r>
     </w:p>
-    <w:bookmarkEnd w:id="65"/>
     <w:bookmarkEnd w:id="66"/>
-    <w:bookmarkStart w:id="72" w:name="analytics-and-intelligence-design"/>
+    <w:bookmarkEnd w:id="67"/>
+    <w:bookmarkStart w:id="73" w:name="analytics-and-intelligence-design"/>
     <w:p>
       <w:pPr>
         <w:pStyle w:val="Heading2"/>
@@ -4443,7 +5049,7 @@
         <w:t xml:space="preserve">12. Analytics and Intelligence Design</w:t>
       </w:r>
     </w:p>
-    <w:bookmarkStart w:id="67" w:name="analytics-objective"/>
+    <w:bookmarkStart w:id="68" w:name="analytics-objective"/>
     <w:p>
       <w:pPr>
         <w:pStyle w:val="Heading3"/>
@@ -4460,8 +5066,8 @@
         <w:t xml:space="preserve">Provide interpretable, deterministic analytics that can be explained to non-ML users while still being technically rigorous for data science evaluation.</w:t>
       </w:r>
     </w:p>
-    <w:bookmarkEnd w:id="67"/>
-    <w:bookmarkStart w:id="68" w:name="current-available-methods"/>
+    <w:bookmarkEnd w:id="68"/>
+    <w:bookmarkStart w:id="69" w:name="current-available-methods"/>
     <w:p>
       <w:pPr>
         <w:pStyle w:val="Heading3"/>
@@ -4474,7 +5080,7 @@
       <w:pPr>
         <w:numPr>
           <w:ilvl w:val="0"/>
-          <w:numId w:val="1061"/>
+          <w:numId w:val="1068"/>
         </w:numPr>
         <w:pStyle w:val="Compact"/>
       </w:pPr>
@@ -4495,7 +5101,7 @@
       <w:pPr>
         <w:numPr>
           <w:ilvl w:val="0"/>
-          <w:numId w:val="1061"/>
+          <w:numId w:val="1068"/>
         </w:numPr>
         <w:pStyle w:val="Compact"/>
       </w:pPr>
@@ -4536,8 +5142,178 @@
         <w:t xml:space="preserve">) for exploratory and export workflows.</w:t>
       </w:r>
     </w:p>
-    <w:bookmarkEnd w:id="68"/>
-    <w:bookmarkStart w:id="69" w:name="productionization-strategy"/>
+    <w:p>
+      <w:pPr>
+        <w:numPr>
+          <w:ilvl w:val="0"/>
+          <w:numId w:val="1068"/>
+        </w:numPr>
+        <w:pStyle w:val="Compact"/>
+      </w:pPr>
+      <w:r>
+        <w:t xml:space="preserve">Expanded detector portfolio from DS stream (</w:t>
+      </w:r>
+      <w:r>
+        <w:rPr>
+          <w:rStyle w:val="VerbatimChar"/>
+        </w:rPr>
+        <w:t xml:space="preserve">Yashdeep22</w:t>
+      </w:r>
+      <w:r>
+        <w:t xml:space="preserve"> </w:t>
+      </w:r>
+      <w:r>
+        <w:t xml:space="preserve">fork), including threshold, LOF, IQR, COPOD, and volatility/level-shift variants under a common benchmarking workflow.</w:t>
+      </w:r>
+    </w:p>
+    <w:p>
+      <w:pPr>
+        <w:pStyle w:val="FirstParagraph"/>
+      </w:pPr>
+      <w:r>
+        <w:t xml:space="preserve">Data science stream reference:</w:t>
+      </w:r>
+    </w:p>
+    <w:p>
+      <w:pPr>
+        <w:numPr>
+          <w:ilvl w:val="0"/>
+          <w:numId w:val="1069"/>
+        </w:numPr>
+        <w:pStyle w:val="Compact"/>
+      </w:pPr>
+      <w:r>
+        <w:t xml:space="preserve">Repository:</w:t>
+      </w:r>
+      <w:r>
+        <w:t xml:space="preserve"> </w:t>
+      </w:r>
+      <w:r>
+        <w:rPr>
+          <w:rStyle w:val="VerbatimChar"/>
+        </w:rPr>
+        <w:t xml:space="preserve">https://github.com/Yashdeep22/Intelligent-IoT-Data-Management</w:t>
+      </w:r>
+    </w:p>
+    <w:p>
+      <w:pPr>
+        <w:numPr>
+          <w:ilvl w:val="0"/>
+          <w:numId w:val="1069"/>
+        </w:numPr>
+        <w:pStyle w:val="Compact"/>
+      </w:pPr>
+      <w:r>
+        <w:t xml:space="preserve">Representative commits:</w:t>
+      </w:r>
+    </w:p>
+    <w:p>
+      <w:pPr>
+        <w:numPr>
+          <w:ilvl w:val="1"/>
+          <w:numId w:val="1070"/>
+        </w:numPr>
+        <w:pStyle w:val="Compact"/>
+      </w:pPr>
+      <w:r>
+        <w:rPr>
+          <w:rStyle w:val="VerbatimChar"/>
+        </w:rPr>
+        <w:t xml:space="preserve">2ead71a</w:t>
+      </w:r>
+      <w:r>
+        <w:t xml:space="preserve"> </w:t>
+      </w:r>
+      <w:r>
+        <w:t xml:space="preserve">clean ThresholdAD detector integration</w:t>
+      </w:r>
+    </w:p>
+    <w:p>
+      <w:pPr>
+        <w:numPr>
+          <w:ilvl w:val="1"/>
+          <w:numId w:val="1070"/>
+        </w:numPr>
+        <w:pStyle w:val="Compact"/>
+      </w:pPr>
+      <w:r>
+        <w:rPr>
+          <w:rStyle w:val="VerbatimChar"/>
+        </w:rPr>
+        <w:t xml:space="preserve">2707a31</w:t>
+      </w:r>
+      <w:r>
+        <w:t xml:space="preserve"> </w:t>
+      </w:r>
+      <w:r>
+        <w:t xml:space="preserve">LOF detector integration</w:t>
+      </w:r>
+    </w:p>
+    <w:p>
+      <w:pPr>
+        <w:numPr>
+          <w:ilvl w:val="1"/>
+          <w:numId w:val="1070"/>
+        </w:numPr>
+        <w:pStyle w:val="Compact"/>
+      </w:pPr>
+      <w:r>
+        <w:rPr>
+          <w:rStyle w:val="VerbatimChar"/>
+        </w:rPr>
+        <w:t xml:space="preserve">a67ac40</w:t>
+      </w:r>
+      <w:r>
+        <w:t xml:space="preserve"> </w:t>
+      </w:r>
+      <w:r>
+        <w:t xml:space="preserve">LOF single-sample guard</w:t>
+      </w:r>
+    </w:p>
+    <w:p>
+      <w:pPr>
+        <w:numPr>
+          <w:ilvl w:val="1"/>
+          <w:numId w:val="1070"/>
+        </w:numPr>
+        <w:pStyle w:val="Compact"/>
+      </w:pPr>
+      <w:r>
+        <w:rPr>
+          <w:rStyle w:val="VerbatimChar"/>
+        </w:rPr>
+        <w:t xml:space="preserve">f31fad3</w:t>
+      </w:r>
+      <w:r>
+        <w:t xml:space="preserve"> </w:t>
+      </w:r>
+      <w:r>
+        <w:t xml:space="preserve">NAB label support for benchmark evaluation</w:t>
+      </w:r>
+    </w:p>
+    <w:p>
+      <w:pPr>
+        <w:numPr>
+          <w:ilvl w:val="1"/>
+          <w:numId w:val="1070"/>
+        </w:numPr>
+        <w:pStyle w:val="Compact"/>
+      </w:pPr>
+      <w:r>
+        <w:rPr>
+          <w:rStyle w:val="VerbatimChar"/>
+        </w:rPr>
+        <w:t xml:space="preserve">7ab182b</w:t>
+      </w:r>
+      <w:r>
+        <w:t xml:space="preserve"> </w:t>
+      </w:r>
+      <w:r>
+        <w:t xml:space="preserve">combined benchmark summary report</w:t>
+      </w:r>
+    </w:p>
+    <w:bookmarkEnd w:id="69"/>
+    <w:bookmarkStart w:id="70" w:name="productionization-strategy"/>
     <w:p>
       <w:pPr>
         <w:pStyle w:val="Heading3"/>
@@ -4550,7 +5326,7 @@
       <w:pPr>
         <w:numPr>
           <w:ilvl w:val="0"/>
-          <w:numId w:val="1062"/>
+          <w:numId w:val="1071"/>
         </w:numPr>
         <w:pStyle w:val="Compact"/>
       </w:pPr>
@@ -4562,7 +5338,7 @@
       <w:pPr>
         <w:numPr>
           <w:ilvl w:val="0"/>
-          <w:numId w:val="1062"/>
+          <w:numId w:val="1071"/>
         </w:numPr>
         <w:pStyle w:val="Compact"/>
       </w:pPr>
@@ -4574,7 +5350,7 @@
       <w:pPr>
         <w:numPr>
           <w:ilvl w:val="0"/>
-          <w:numId w:val="1062"/>
+          <w:numId w:val="1071"/>
         </w:numPr>
         <w:pStyle w:val="Compact"/>
       </w:pPr>
@@ -4582,8 +5358,32 @@
         <w:t xml:space="preserve">Isolate notebook-only logic from runtime modules.</w:t>
       </w:r>
     </w:p>
-    <w:bookmarkEnd w:id="69"/>
-    <w:bookmarkStart w:id="70" w:name="candidate-insight-contract"/>
+    <w:p>
+      <w:pPr>
+        <w:numPr>
+          <w:ilvl w:val="0"/>
+          <w:numId w:val="1071"/>
+        </w:numPr>
+        <w:pStyle w:val="Compact"/>
+      </w:pPr>
+      <w:r>
+        <w:t xml:space="preserve">Preserve detector interface consistency so detector swaps do not require API contract rewrites.</w:t>
+      </w:r>
+    </w:p>
+    <w:p>
+      <w:pPr>
+        <w:numPr>
+          <w:ilvl w:val="0"/>
+          <w:numId w:val="1071"/>
+        </w:numPr>
+        <w:pStyle w:val="Compact"/>
+      </w:pPr>
+      <w:r>
+        <w:t xml:space="preserve">Maintain benchmark artifact generation as a separate evaluation pipeline, not a runtime dependency.</w:t>
+      </w:r>
+    </w:p>
+    <w:bookmarkEnd w:id="70"/>
+    <w:bookmarkStart w:id="71" w:name="candidate-insight-contract"/>
     <w:p>
       <w:pPr>
         <w:pStyle w:val="Heading3"/>
@@ -4792,8 +5592,8 @@
         <w:t xml:space="preserve">}</w:t>
       </w:r>
     </w:p>
-    <w:bookmarkEnd w:id="70"/>
-    <w:bookmarkStart w:id="71" w:name="explainability-expectations"/>
+    <w:bookmarkEnd w:id="71"/>
+    <w:bookmarkStart w:id="72" w:name="explainability-expectations"/>
     <w:p>
       <w:pPr>
         <w:pStyle w:val="Heading3"/>
@@ -4806,7 +5606,7 @@
       <w:pPr>
         <w:numPr>
           <w:ilvl w:val="0"/>
-          <w:numId w:val="1063"/>
+          <w:numId w:val="1072"/>
         </w:numPr>
         <w:pStyle w:val="Compact"/>
       </w:pPr>
@@ -4818,7 +5618,7 @@
       <w:pPr>
         <w:numPr>
           <w:ilvl w:val="0"/>
-          <w:numId w:val="1063"/>
+          <w:numId w:val="1072"/>
         </w:numPr>
         <w:pStyle w:val="Compact"/>
       </w:pPr>
@@ -4830,7 +5630,7 @@
       <w:pPr>
         <w:numPr>
           <w:ilvl w:val="0"/>
-          <w:numId w:val="1063"/>
+          <w:numId w:val="1072"/>
         </w:numPr>
         <w:pStyle w:val="Compact"/>
       </w:pPr>
@@ -4845,9 +5645,9 @@
         </w:pict>
       </w:r>
     </w:p>
-    <w:bookmarkEnd w:id="71"/>
     <w:bookmarkEnd w:id="72"/>
-    <w:bookmarkStart w:id="78" w:name="non-functional-requirements-nfrs"/>
+    <w:bookmarkEnd w:id="73"/>
+    <w:bookmarkStart w:id="79" w:name="non-functional-requirements-nfrs"/>
     <w:p>
       <w:pPr>
         <w:pStyle w:val="Heading2"/>
@@ -4856,7 +5656,7 @@
         <w:t xml:space="preserve">13. Non-Functional Requirements (NFRs)</w:t>
       </w:r>
     </w:p>
-    <w:bookmarkStart w:id="73" w:name="reliability"/>
+    <w:bookmarkStart w:id="74" w:name="reliability"/>
     <w:p>
       <w:pPr>
         <w:pStyle w:val="Heading3"/>
@@ -4869,7 +5669,7 @@
       <w:pPr>
         <w:numPr>
           <w:ilvl w:val="0"/>
-          <w:numId w:val="1064"/>
+          <w:numId w:val="1073"/>
         </w:numPr>
         <w:pStyle w:val="Compact"/>
       </w:pPr>
@@ -4881,7 +5681,7 @@
       <w:pPr>
         <w:numPr>
           <w:ilvl w:val="0"/>
-          <w:numId w:val="1064"/>
+          <w:numId w:val="1073"/>
         </w:numPr>
         <w:pStyle w:val="Compact"/>
       </w:pPr>
@@ -4893,7 +5693,7 @@
       <w:pPr>
         <w:numPr>
           <w:ilvl w:val="0"/>
-          <w:numId w:val="1064"/>
+          <w:numId w:val="1073"/>
         </w:numPr>
         <w:pStyle w:val="Compact"/>
       </w:pPr>
@@ -4901,8 +5701,8 @@
         <w:t xml:space="preserve">Failures should degrade gracefully with actionable UI/API messages.</w:t>
       </w:r>
     </w:p>
-    <w:bookmarkEnd w:id="73"/>
-    <w:bookmarkStart w:id="74" w:name="performance"/>
+    <w:bookmarkEnd w:id="74"/>
+    <w:bookmarkStart w:id="75" w:name="performance"/>
     <w:p>
       <w:pPr>
         <w:pStyle w:val="Heading3"/>
@@ -4915,7 +5715,7 @@
       <w:pPr>
         <w:numPr>
           <w:ilvl w:val="0"/>
-          <w:numId w:val="1065"/>
+          <w:numId w:val="1074"/>
         </w:numPr>
         <w:pStyle w:val="Compact"/>
       </w:pPr>
@@ -4927,7 +5727,7 @@
       <w:pPr>
         <w:numPr>
           <w:ilvl w:val="0"/>
-          <w:numId w:val="1065"/>
+          <w:numId w:val="1074"/>
         </w:numPr>
         <w:pStyle w:val="Compact"/>
       </w:pPr>
@@ -4939,7 +5739,7 @@
       <w:pPr>
         <w:numPr>
           <w:ilvl w:val="0"/>
-          <w:numId w:val="1065"/>
+          <w:numId w:val="1074"/>
         </w:numPr>
         <w:pStyle w:val="Compact"/>
       </w:pPr>
@@ -4947,8 +5747,8 @@
         <w:t xml:space="preserve">Correlation computation: target under 2 seconds for selected stream subset.</w:t>
       </w:r>
     </w:p>
-    <w:bookmarkEnd w:id="74"/>
-    <w:bookmarkStart w:id="75" w:name="scalability"/>
+    <w:bookmarkEnd w:id="75"/>
+    <w:bookmarkStart w:id="76" w:name="scalability"/>
     <w:p>
       <w:pPr>
         <w:pStyle w:val="Heading3"/>
@@ -4961,7 +5761,7 @@
       <w:pPr>
         <w:numPr>
           <w:ilvl w:val="0"/>
-          <w:numId w:val="1066"/>
+          <w:numId w:val="1075"/>
         </w:numPr>
         <w:pStyle w:val="Compact"/>
       </w:pPr>
@@ -4973,7 +5773,7 @@
       <w:pPr>
         <w:numPr>
           <w:ilvl w:val="0"/>
-          <w:numId w:val="1066"/>
+          <w:numId w:val="1075"/>
         </w:numPr>
         <w:pStyle w:val="Compact"/>
       </w:pPr>
@@ -4981,8 +5781,8 @@
         <w:t xml:space="preserve">Repository abstraction supports future migration to DB-backed pagination and query pushdown.</w:t>
       </w:r>
     </w:p>
-    <w:bookmarkEnd w:id="75"/>
-    <w:bookmarkStart w:id="76" w:name="maintainability"/>
+    <w:bookmarkEnd w:id="76"/>
+    <w:bookmarkStart w:id="77" w:name="maintainability"/>
     <w:p>
       <w:pPr>
         <w:pStyle w:val="Heading3"/>
@@ -4995,7 +5795,7 @@
       <w:pPr>
         <w:numPr>
           <w:ilvl w:val="0"/>
-          <w:numId w:val="1067"/>
+          <w:numId w:val="1076"/>
         </w:numPr>
         <w:pStyle w:val="Compact"/>
       </w:pPr>
@@ -5007,7 +5807,7 @@
       <w:pPr>
         <w:numPr>
           <w:ilvl w:val="0"/>
-          <w:numId w:val="1067"/>
+          <w:numId w:val="1076"/>
         </w:numPr>
         <w:pStyle w:val="Compact"/>
       </w:pPr>
@@ -5019,7 +5819,7 @@
       <w:pPr>
         <w:numPr>
           <w:ilvl w:val="0"/>
-          <w:numId w:val="1067"/>
+          <w:numId w:val="1076"/>
         </w:numPr>
         <w:pStyle w:val="Compact"/>
       </w:pPr>
@@ -5027,8 +5827,8 @@
         <w:t xml:space="preserve">Service/repository separation in backend.</w:t>
       </w:r>
     </w:p>
-    <w:bookmarkEnd w:id="76"/>
-    <w:bookmarkStart w:id="77" w:name="portability-and-reproducibility"/>
+    <w:bookmarkEnd w:id="77"/>
+    <w:bookmarkStart w:id="78" w:name="portability-and-reproducibility"/>
     <w:p>
       <w:pPr>
         <w:pStyle w:val="Heading3"/>
@@ -5041,7 +5841,7 @@
       <w:pPr>
         <w:numPr>
           <w:ilvl w:val="0"/>
-          <w:numId w:val="1068"/>
+          <w:numId w:val="1077"/>
         </w:numPr>
         <w:pStyle w:val="Compact"/>
       </w:pPr>
@@ -5053,7 +5853,7 @@
       <w:pPr>
         <w:numPr>
           <w:ilvl w:val="0"/>
-          <w:numId w:val="1068"/>
+          <w:numId w:val="1077"/>
         </w:numPr>
         <w:pStyle w:val="Compact"/>
       </w:pPr>
@@ -5065,7 +5865,7 @@
       <w:pPr>
         <w:numPr>
           <w:ilvl w:val="0"/>
-          <w:numId w:val="1068"/>
+          <w:numId w:val="1077"/>
         </w:numPr>
         <w:pStyle w:val="Compact"/>
       </w:pPr>
@@ -5080,9 +5880,9 @@
         </w:pict>
       </w:r>
     </w:p>
-    <w:bookmarkEnd w:id="77"/>
     <w:bookmarkEnd w:id="78"/>
-    <w:bookmarkStart w:id="83" w:name="security-privacy-and-governance"/>
+    <w:bookmarkEnd w:id="79"/>
+    <w:bookmarkStart w:id="86" w:name="security-privacy-and-governance"/>
     <w:p>
       <w:pPr>
         <w:pStyle w:val="Heading2"/>
@@ -5091,12 +5891,97 @@
         <w:t xml:space="preserve">14. Security, Privacy, and Governance</w:t>
       </w:r>
     </w:p>
-    <w:bookmarkStart w:id="79" w:name="current-security-posture"/>
+    <w:bookmarkStart w:id="80" w:name="Xb42282ae9df3cf5ece955e6fd20fd95b9c1b48e"/>
     <w:p>
       <w:pPr>
         <w:pStyle w:val="Heading3"/>
       </w:pPr>
       <w:r>
+        <w:t xml:space="preserve">14.1 Authentication baseline (merged backend stream)</w:t>
+      </w:r>
+    </w:p>
+    <w:p>
+      <w:pPr>
+        <w:pStyle w:val="FirstParagraph"/>
+      </w:pPr>
+      <w:r>
+        <w:t xml:space="preserve">PR reference:</w:t>
+      </w:r>
+      <w:r>
+        <w:t xml:space="preserve"> </w:t>
+      </w:r>
+      <w:r>
+        <w:rPr>
+          <w:rStyle w:val="VerbatimChar"/>
+        </w:rPr>
+        <w:t xml:space="preserve">https://github.com/DataBytes-Organisation/Intelligent-IoT-Data-Management/pull/70</w:t>
+      </w:r>
+    </w:p>
+    <w:p>
+      <w:pPr>
+        <w:numPr>
+          <w:ilvl w:val="0"/>
+          <w:numId w:val="1078"/>
+        </w:numPr>
+        <w:pStyle w:val="Compact"/>
+      </w:pPr>
+      <w:r>
+        <w:t xml:space="preserve">Authentication capability has been introduced via lightweight JWT flow and password hashing.</w:t>
+      </w:r>
+    </w:p>
+    <w:p>
+      <w:pPr>
+        <w:numPr>
+          <w:ilvl w:val="0"/>
+          <w:numId w:val="1078"/>
+        </w:numPr>
+        <w:pStyle w:val="Compact"/>
+      </w:pPr>
+      <w:r>
+        <w:t xml:space="preserve">Middleware-based authorization checks are intended to gate protected API routes.</w:t>
+      </w:r>
+    </w:p>
+    <w:p>
+      <w:pPr>
+        <w:numPr>
+          <w:ilvl w:val="0"/>
+          <w:numId w:val="1078"/>
+        </w:numPr>
+        <w:pStyle w:val="Compact"/>
+      </w:pPr>
+      <w:r>
+        <w:t xml:space="preserve">This establishes a practical baseline security posture for student-team delivery without full IAM/RBAC rollout.</w:t>
+      </w:r>
+    </w:p>
+    <w:bookmarkEnd w:id="80"/>
+    <w:bookmarkStart w:id="81" w:name="security-convergence-note"/>
+    <w:p>
+      <w:pPr>
+        <w:pStyle w:val="Heading3"/>
+      </w:pPr>
+      <w:r>
+        <w:t xml:space="preserve">14.2 Security convergence note</w:t>
+      </w:r>
+    </w:p>
+    <w:p>
+      <w:pPr>
+        <w:numPr>
+          <w:ilvl w:val="0"/>
+          <w:numId w:val="1079"/>
+        </w:numPr>
+        <w:pStyle w:val="Compact"/>
+      </w:pPr>
+      <w:r>
+        <w:t xml:space="preserve">Frontend auth route flow (PR #71) and backend JWT middleware (PR #70) should be connected through a single token issuance/refresh contract in the next integration increment.</w:t>
+      </w:r>
+    </w:p>
+    <w:bookmarkEnd w:id="81"/>
+    <w:bookmarkStart w:id="82" w:name="current-security-posture"/>
+    <w:p>
+      <w:pPr>
+        <w:pStyle w:val="Heading3"/>
+      </w:pPr>
+      <w:r>
         <w:t xml:space="preserve">14.1 Current Security Posture</w:t>
       </w:r>
     </w:p>
@@ -5104,7 +5989,7 @@
       <w:pPr>
         <w:numPr>
           <w:ilvl w:val="0"/>
-          <w:numId w:val="1069"/>
+          <w:numId w:val="1080"/>
         </w:numPr>
         <w:pStyle w:val="Compact"/>
       </w:pPr>
@@ -5116,7 +6001,7 @@
       <w:pPr>
         <w:numPr>
           <w:ilvl w:val="0"/>
-          <w:numId w:val="1069"/>
+          <w:numId w:val="1080"/>
         </w:numPr>
         <w:pStyle w:val="Compact"/>
       </w:pPr>
@@ -5124,8 +6009,8 @@
         <w:t xml:space="preserve">No strong authentication/authorization boundary in converged runtime path yet.</w:t>
       </w:r>
     </w:p>
-    <w:bookmarkEnd w:id="79"/>
-    <w:bookmarkStart w:id="80" w:name="X0b4893295593a219e72bca2c7d630ec36c201db"/>
+    <w:bookmarkEnd w:id="82"/>
+    <w:bookmarkStart w:id="83" w:name="X0b4893295593a219e72bca2c7d630ec36c201db"/>
     <w:p>
       <w:pPr>
         <w:pStyle w:val="Heading3"/>
@@ -5138,7 +6023,7 @@
       <w:pPr>
         <w:numPr>
           <w:ilvl w:val="0"/>
-          <w:numId w:val="1070"/>
+          <w:numId w:val="1081"/>
         </w:numPr>
         <w:pStyle w:val="Compact"/>
       </w:pPr>
@@ -5150,7 +6035,7 @@
       <w:pPr>
         <w:numPr>
           <w:ilvl w:val="0"/>
-          <w:numId w:val="1070"/>
+          <w:numId w:val="1081"/>
         </w:numPr>
         <w:pStyle w:val="Compact"/>
       </w:pPr>
@@ -5162,7 +6047,7 @@
       <w:pPr>
         <w:numPr>
           <w:ilvl w:val="0"/>
-          <w:numId w:val="1070"/>
+          <w:numId w:val="1081"/>
         </w:numPr>
         <w:pStyle w:val="Compact"/>
       </w:pPr>
@@ -5174,7 +6059,7 @@
       <w:pPr>
         <w:numPr>
           <w:ilvl w:val="0"/>
-          <w:numId w:val="1070"/>
+          <w:numId w:val="1081"/>
         </w:numPr>
         <w:pStyle w:val="Compact"/>
       </w:pPr>
@@ -5194,8 +6079,8 @@
         <w:t xml:space="preserve">, excluded from version control.</w:t>
       </w:r>
     </w:p>
-    <w:bookmarkEnd w:id="80"/>
-    <w:bookmarkStart w:id="81" w:name="future-security-enhancements"/>
+    <w:bookmarkEnd w:id="83"/>
+    <w:bookmarkStart w:id="84" w:name="future-security-enhancements"/>
     <w:p>
       <w:pPr>
         <w:pStyle w:val="Heading3"/>
@@ -5208,7 +6093,7 @@
       <w:pPr>
         <w:numPr>
           <w:ilvl w:val="0"/>
-          <w:numId w:val="1071"/>
+          <w:numId w:val="1082"/>
         </w:numPr>
         <w:pStyle w:val="Compact"/>
       </w:pPr>
@@ -5220,7 +6105,7 @@
       <w:pPr>
         <w:numPr>
           <w:ilvl w:val="0"/>
-          <w:numId w:val="1071"/>
+          <w:numId w:val="1082"/>
         </w:numPr>
         <w:pStyle w:val="Compact"/>
       </w:pPr>
@@ -5232,7 +6117,7 @@
       <w:pPr>
         <w:numPr>
           <w:ilvl w:val="0"/>
-          <w:numId w:val="1071"/>
+          <w:numId w:val="1082"/>
         </w:numPr>
         <w:pStyle w:val="Compact"/>
       </w:pPr>
@@ -5244,7 +6129,7 @@
       <w:pPr>
         <w:numPr>
           <w:ilvl w:val="0"/>
-          <w:numId w:val="1071"/>
+          <w:numId w:val="1082"/>
         </w:numPr>
         <w:pStyle w:val="Compact"/>
       </w:pPr>
@@ -5252,8 +6137,8 @@
         <w:t xml:space="preserve">Data retention and deletion policies.</w:t>
       </w:r>
     </w:p>
-    <w:bookmarkEnd w:id="81"/>
-    <w:bookmarkStart w:id="82" w:name="data-governance-notes"/>
+    <w:bookmarkEnd w:id="84"/>
+    <w:bookmarkStart w:id="85" w:name="data-governance-notes"/>
     <w:p>
       <w:pPr>
         <w:pStyle w:val="Heading3"/>
@@ -5266,7 +6151,7 @@
       <w:pPr>
         <w:numPr>
           <w:ilvl w:val="0"/>
-          <w:numId w:val="1072"/>
+          <w:numId w:val="1083"/>
         </w:numPr>
         <w:pStyle w:val="Compact"/>
       </w:pPr>
@@ -5278,7 +6163,7 @@
       <w:pPr>
         <w:numPr>
           <w:ilvl w:val="0"/>
-          <w:numId w:val="1072"/>
+          <w:numId w:val="1083"/>
         </w:numPr>
         <w:pStyle w:val="Compact"/>
       </w:pPr>
@@ -5290,7 +6175,7 @@
       <w:pPr>
         <w:numPr>
           <w:ilvl w:val="0"/>
-          <w:numId w:val="1072"/>
+          <w:numId w:val="1083"/>
         </w:numPr>
         <w:pStyle w:val="Compact"/>
       </w:pPr>
@@ -5305,9 +6190,9 @@
         </w:pict>
       </w:r>
     </w:p>
-    <w:bookmarkEnd w:id="82"/>
-    <w:bookmarkEnd w:id="83"/>
-    <w:bookmarkStart w:id="87" w:name="deployment-and-environment-architecture"/>
+    <w:bookmarkEnd w:id="85"/>
+    <w:bookmarkEnd w:id="86"/>
+    <w:bookmarkStart w:id="91" w:name="deployment-and-environment-architecture"/>
     <w:p>
       <w:pPr>
         <w:pStyle w:val="Heading2"/>
@@ -5316,7 +6201,7 @@
         <w:t xml:space="preserve">15. Deployment and Environment Architecture</w:t>
       </w:r>
     </w:p>
-    <w:bookmarkStart w:id="84" w:name="local-development-mode"/>
+    <w:bookmarkStart w:id="87" w:name="local-development-mode"/>
     <w:p>
       <w:pPr>
         <w:pStyle w:val="Heading3"/>
@@ -5329,7 +6214,7 @@
       <w:pPr>
         <w:numPr>
           <w:ilvl w:val="0"/>
-          <w:numId w:val="1073"/>
+          <w:numId w:val="1084"/>
         </w:numPr>
         <w:pStyle w:val="Compact"/>
       </w:pPr>
@@ -5341,7 +6226,7 @@
       <w:pPr>
         <w:numPr>
           <w:ilvl w:val="0"/>
-          <w:numId w:val="1073"/>
+          <w:numId w:val="1084"/>
         </w:numPr>
         <w:pStyle w:val="Compact"/>
       </w:pPr>
@@ -5353,7 +6238,7 @@
       <w:pPr>
         <w:numPr>
           <w:ilvl w:val="0"/>
-          <w:numId w:val="1073"/>
+          <w:numId w:val="1084"/>
         </w:numPr>
         <w:pStyle w:val="Compact"/>
       </w:pPr>
@@ -5365,7 +6250,7 @@
       <w:pPr>
         <w:numPr>
           <w:ilvl w:val="0"/>
-          <w:numId w:val="1073"/>
+          <w:numId w:val="1084"/>
         </w:numPr>
         <w:pStyle w:val="Compact"/>
       </w:pPr>
@@ -5373,8 +6258,8 @@
         <w:t xml:space="preserve">Data source: local curated files.</w:t>
       </w:r>
     </w:p>
-    <w:bookmarkEnd w:id="84"/>
-    <w:bookmarkStart w:id="85" w:name="containerized-path-repository-assets"/>
+    <w:bookmarkEnd w:id="87"/>
+    <w:bookmarkStart w:id="88" w:name="containerized-path-repository-assets"/>
     <w:p>
       <w:pPr>
         <w:pStyle w:val="Heading3"/>
@@ -5404,7 +6289,7 @@
       <w:pPr>
         <w:numPr>
           <w:ilvl w:val="0"/>
-          <w:numId w:val="1074"/>
+          <w:numId w:val="1085"/>
         </w:numPr>
         <w:pStyle w:val="Compact"/>
       </w:pPr>
@@ -5425,7 +6310,7 @@
       <w:pPr>
         <w:numPr>
           <w:ilvl w:val="0"/>
-          <w:numId w:val="1074"/>
+          <w:numId w:val="1085"/>
         </w:numPr>
         <w:pStyle w:val="Compact"/>
       </w:pPr>
@@ -5446,7 +6331,7 @@
       <w:pPr>
         <w:numPr>
           <w:ilvl w:val="0"/>
-          <w:numId w:val="1074"/>
+          <w:numId w:val="1085"/>
         </w:numPr>
         <w:pStyle w:val="Compact"/>
       </w:pPr>
@@ -5467,7 +6352,7 @@
       <w:pPr>
         <w:numPr>
           <w:ilvl w:val="0"/>
-          <w:numId w:val="1074"/>
+          <w:numId w:val="1085"/>
         </w:numPr>
         <w:pStyle w:val="Compact"/>
       </w:pPr>
@@ -5480,11 +6365,11 @@
         <w:pStyle w:val="FirstParagraph"/>
       </w:pPr>
       <w:r>
-        <w:t xml:space="preserve">This compose stack reflects the broader prototype ecosystem and can be used as a reference architecture for operations concepts, though it is not identical to the primary converged Node runtime path.</w:t>
-      </w:r>
-    </w:p>
-    <w:bookmarkEnd w:id="85"/>
-    <w:bookmarkStart w:id="86" w:name="environment-segmentation"/>
+        <w:t xml:space="preserve">This compose stack reflects the broader prototype ecosystem and can be used as a reference architecture for operations concepts. It currently aligns more closely to the Django-centric path than the primary converged Node runtime path.</w:t>
+      </w:r>
+    </w:p>
+    <w:bookmarkEnd w:id="88"/>
+    <w:bookmarkStart w:id="89" w:name="environment-segmentation"/>
     <w:p>
       <w:pPr>
         <w:pStyle w:val="Heading3"/>
@@ -5497,7 +6382,7 @@
       <w:pPr>
         <w:numPr>
           <w:ilvl w:val="0"/>
-          <w:numId w:val="1075"/>
+          <w:numId w:val="1086"/>
         </w:numPr>
         <w:pStyle w:val="Compact"/>
       </w:pPr>
@@ -5509,7 +6394,7 @@
       <w:pPr>
         <w:numPr>
           <w:ilvl w:val="0"/>
-          <w:numId w:val="1075"/>
+          <w:numId w:val="1086"/>
         </w:numPr>
         <w:pStyle w:val="Compact"/>
       </w:pPr>
@@ -5521,12 +6406,46 @@
       <w:pPr>
         <w:numPr>
           <w:ilvl w:val="0"/>
-          <w:numId w:val="1075"/>
+          <w:numId w:val="1086"/>
         </w:numPr>
         <w:pStyle w:val="Compact"/>
       </w:pPr>
       <w:r>
         <w:t xml:space="preserve">Future production: hardened contracts, auth, persistence, and observability.</w:t>
+      </w:r>
+    </w:p>
+    <w:bookmarkEnd w:id="89"/>
+    <w:bookmarkStart w:id="90" w:name="persistence-evolution-note"/>
+    <w:p>
+      <w:pPr>
+        <w:pStyle w:val="Heading3"/>
+      </w:pPr>
+      <w:r>
+        <w:t xml:space="preserve">15.4 Persistence Evolution Note</w:t>
+      </w:r>
+    </w:p>
+    <w:p>
+      <w:pPr>
+        <w:numPr>
+          <w:ilvl w:val="0"/>
+          <w:numId w:val="1087"/>
+        </w:numPr>
+        <w:pStyle w:val="Compact"/>
+      </w:pPr>
+      <w:r>
+        <w:t xml:space="preserve">Recent DB-focused stream work demonstrates transition readiness toward persistent storage and ingestion pipelines.</w:t>
+      </w:r>
+    </w:p>
+    <w:p>
+      <w:pPr>
+        <w:numPr>
+          <w:ilvl w:val="0"/>
+          <w:numId w:val="1087"/>
+        </w:numPr>
+        <w:pStyle w:val="Compact"/>
+      </w:pPr>
+      <w:r>
+        <w:t xml:space="preserve">Production-oriented deployment should prioritize the DB-backed endpoint family once schema, ingestion jobs, and route contracts are unified in upstream main.</w:t>
       </w:r>
     </w:p>
     <w:p>
@@ -5536,9 +6455,9 @@
         </w:pict>
       </w:r>
     </w:p>
-    <w:bookmarkEnd w:id="86"/>
-    <w:bookmarkEnd w:id="87"/>
-    <w:bookmarkStart w:id="91" w:name="observability-monitoring-and-operations"/>
+    <w:bookmarkEnd w:id="90"/>
+    <w:bookmarkEnd w:id="91"/>
+    <w:bookmarkStart w:id="95" w:name="observability-monitoring-and-operations"/>
     <w:p>
       <w:pPr>
         <w:pStyle w:val="Heading2"/>
@@ -5547,7 +6466,7 @@
         <w:t xml:space="preserve">16. Observability, Monitoring, and Operations</w:t>
       </w:r>
     </w:p>
-    <w:bookmarkStart w:id="88" w:name="operational-metrics"/>
+    <w:bookmarkStart w:id="92" w:name="operational-metrics"/>
     <w:p>
       <w:pPr>
         <w:pStyle w:val="Heading3"/>
@@ -5560,7 +6479,7 @@
       <w:pPr>
         <w:numPr>
           <w:ilvl w:val="0"/>
-          <w:numId w:val="1076"/>
+          <w:numId w:val="1088"/>
         </w:numPr>
         <w:pStyle w:val="Compact"/>
       </w:pPr>
@@ -5572,7 +6491,7 @@
       <w:pPr>
         <w:numPr>
           <w:ilvl w:val="0"/>
-          <w:numId w:val="1076"/>
+          <w:numId w:val="1088"/>
         </w:numPr>
         <w:pStyle w:val="Compact"/>
       </w:pPr>
@@ -5608,7 +6527,7 @@
       <w:pPr>
         <w:numPr>
           <w:ilvl w:val="0"/>
-          <w:numId w:val="1076"/>
+          <w:numId w:val="1088"/>
         </w:numPr>
         <w:pStyle w:val="Compact"/>
       </w:pPr>
@@ -5620,7 +6539,7 @@
       <w:pPr>
         <w:numPr>
           <w:ilvl w:val="0"/>
-          <w:numId w:val="1076"/>
+          <w:numId w:val="1088"/>
         </w:numPr>
         <w:pStyle w:val="Compact"/>
       </w:pPr>
@@ -5628,8 +6547,8 @@
         <w:t xml:space="preserve">Frontend render/error telemetry (future).</w:t>
       </w:r>
     </w:p>
-    <w:bookmarkEnd w:id="88"/>
-    <w:bookmarkStart w:id="89" w:name="health-and-readiness"/>
+    <w:bookmarkEnd w:id="92"/>
+    <w:bookmarkStart w:id="93" w:name="health-and-readiness"/>
     <w:p>
       <w:pPr>
         <w:pStyle w:val="Heading3"/>
@@ -5642,7 +6561,7 @@
       <w:pPr>
         <w:numPr>
           <w:ilvl w:val="0"/>
-          <w:numId w:val="1077"/>
+          <w:numId w:val="1089"/>
         </w:numPr>
         <w:pStyle w:val="Compact"/>
       </w:pPr>
@@ -5669,7 +6588,7 @@
       <w:pPr>
         <w:numPr>
           <w:ilvl w:val="0"/>
-          <w:numId w:val="1077"/>
+          <w:numId w:val="1089"/>
         </w:numPr>
         <w:pStyle w:val="Compact"/>
       </w:pPr>
@@ -5681,7 +6600,7 @@
       <w:pPr>
         <w:numPr>
           <w:ilvl w:val="1"/>
-          <w:numId w:val="1078"/>
+          <w:numId w:val="1090"/>
         </w:numPr>
         <w:pStyle w:val="Compact"/>
       </w:pPr>
@@ -5693,7 +6612,7 @@
       <w:pPr>
         <w:numPr>
           <w:ilvl w:val="1"/>
-          <w:numId w:val="1078"/>
+          <w:numId w:val="1090"/>
         </w:numPr>
         <w:pStyle w:val="Compact"/>
       </w:pPr>
@@ -5705,7 +6624,7 @@
       <w:pPr>
         <w:numPr>
           <w:ilvl w:val="1"/>
-          <w:numId w:val="1078"/>
+          <w:numId w:val="1090"/>
         </w:numPr>
         <w:pStyle w:val="Compact"/>
       </w:pPr>
@@ -5713,8 +6632,8 @@
         <w:t xml:space="preserve">frontend API calls successful.</w:t>
       </w:r>
     </w:p>
-    <w:bookmarkEnd w:id="89"/>
-    <w:bookmarkStart w:id="90" w:name="monitoring-stack-opportunity"/>
+    <w:bookmarkEnd w:id="93"/>
+    <w:bookmarkStart w:id="94" w:name="monitoring-stack-opportunity"/>
     <w:p>
       <w:pPr>
         <w:pStyle w:val="Heading3"/>
@@ -5738,9 +6657,9 @@
         </w:pict>
       </w:r>
     </w:p>
-    <w:bookmarkEnd w:id="90"/>
-    <w:bookmarkEnd w:id="91"/>
-    <w:bookmarkStart w:id="96" w:name="testing-and-quality-strategy"/>
+    <w:bookmarkEnd w:id="94"/>
+    <w:bookmarkEnd w:id="95"/>
+    <w:bookmarkStart w:id="100" w:name="testing-and-quality-strategy"/>
     <w:p>
       <w:pPr>
         <w:pStyle w:val="Heading2"/>
@@ -5749,7 +6668,7 @@
         <w:t xml:space="preserve">17. Testing and Quality Strategy</w:t>
       </w:r>
     </w:p>
-    <w:bookmarkStart w:id="92" w:name="backend-test-strategy"/>
+    <w:bookmarkStart w:id="96" w:name="backend-test-strategy"/>
     <w:p>
       <w:pPr>
         <w:pStyle w:val="Heading3"/>
@@ -5770,7 +6689,7 @@
       <w:pPr>
         <w:numPr>
           <w:ilvl w:val="0"/>
-          <w:numId w:val="1079"/>
+          <w:numId w:val="1091"/>
         </w:numPr>
         <w:pStyle w:val="Compact"/>
       </w:pPr>
@@ -5782,7 +6701,7 @@
       <w:pPr>
         <w:numPr>
           <w:ilvl w:val="0"/>
-          <w:numId w:val="1079"/>
+          <w:numId w:val="1091"/>
         </w:numPr>
         <w:pStyle w:val="Compact"/>
       </w:pPr>
@@ -5794,7 +6713,7 @@
       <w:pPr>
         <w:numPr>
           <w:ilvl w:val="0"/>
-          <w:numId w:val="1079"/>
+          <w:numId w:val="1091"/>
         </w:numPr>
         <w:pStyle w:val="Compact"/>
       </w:pPr>
@@ -5833,7 +6752,7 @@
       <w:pPr>
         <w:numPr>
           <w:ilvl w:val="0"/>
-          <w:numId w:val="1079"/>
+          <w:numId w:val="1091"/>
         </w:numPr>
         <w:pStyle w:val="Compact"/>
       </w:pPr>
@@ -5841,8 +6760,8 @@
         <w:t xml:space="preserve">valid filter request returns projected keys.</w:t>
       </w:r>
     </w:p>
-    <w:bookmarkEnd w:id="92"/>
-    <w:bookmarkStart w:id="93" w:name="frontend-test-strategy"/>
+    <w:bookmarkEnd w:id="96"/>
+    <w:bookmarkStart w:id="97" w:name="frontend-test-strategy"/>
     <w:p>
       <w:pPr>
         <w:pStyle w:val="Heading3"/>
@@ -5863,7 +6782,7 @@
       <w:pPr>
         <w:numPr>
           <w:ilvl w:val="0"/>
-          <w:numId w:val="1080"/>
+          <w:numId w:val="1092"/>
         </w:numPr>
         <w:pStyle w:val="Compact"/>
       </w:pPr>
@@ -5875,7 +6794,7 @@
       <w:pPr>
         <w:numPr>
           <w:ilvl w:val="0"/>
-          <w:numId w:val="1080"/>
+          <w:numId w:val="1092"/>
         </w:numPr>
         <w:pStyle w:val="Compact"/>
       </w:pPr>
@@ -5887,7 +6806,7 @@
       <w:pPr>
         <w:numPr>
           <w:ilvl w:val="0"/>
-          <w:numId w:val="1080"/>
+          <w:numId w:val="1092"/>
         </w:numPr>
         <w:pStyle w:val="Compact"/>
       </w:pPr>
@@ -5899,7 +6818,7 @@
       <w:pPr>
         <w:numPr>
           <w:ilvl w:val="0"/>
-          <w:numId w:val="1080"/>
+          <w:numId w:val="1092"/>
         </w:numPr>
         <w:pStyle w:val="Compact"/>
       </w:pPr>
@@ -5907,8 +6826,8 @@
         <w:t xml:space="preserve">correlation panel appears under multi-stream conditions.</w:t>
       </w:r>
     </w:p>
-    <w:bookmarkEnd w:id="93"/>
-    <w:bookmarkStart w:id="94" w:name="analytics-validation-strategy"/>
+    <w:bookmarkEnd w:id="97"/>
+    <w:bookmarkStart w:id="98" w:name="analytics-validation-strategy"/>
     <w:p>
       <w:pPr>
         <w:pStyle w:val="Heading3"/>
@@ -5921,7 +6840,7 @@
       <w:pPr>
         <w:numPr>
           <w:ilvl w:val="0"/>
-          <w:numId w:val="1081"/>
+          <w:numId w:val="1093"/>
         </w:numPr>
         <w:pStyle w:val="Compact"/>
       </w:pPr>
@@ -5933,7 +6852,7 @@
       <w:pPr>
         <w:numPr>
           <w:ilvl w:val="0"/>
-          <w:numId w:val="1081"/>
+          <w:numId w:val="1093"/>
         </w:numPr>
         <w:pStyle w:val="Compact"/>
       </w:pPr>
@@ -5945,7 +6864,7 @@
       <w:pPr>
         <w:numPr>
           <w:ilvl w:val="0"/>
-          <w:numId w:val="1081"/>
+          <w:numId w:val="1093"/>
         </w:numPr>
         <w:pStyle w:val="Compact"/>
       </w:pPr>
@@ -5953,8 +6872,32 @@
         <w:t xml:space="preserve">threshold classification consistency checks.</w:t>
       </w:r>
     </w:p>
-    <w:bookmarkEnd w:id="94"/>
-    <w:bookmarkStart w:id="95" w:name="quality-gate-recommendation"/>
+    <w:p>
+      <w:pPr>
+        <w:numPr>
+          <w:ilvl w:val="0"/>
+          <w:numId w:val="1093"/>
+        </w:numPr>
+        <w:pStyle w:val="Compact"/>
+      </w:pPr>
+      <w:r>
+        <w:t xml:space="preserve">detector-specific guards (for example single-sample handling and label-shape handling),</w:t>
+      </w:r>
+    </w:p>
+    <w:p>
+      <w:pPr>
+        <w:numPr>
+          <w:ilvl w:val="0"/>
+          <w:numId w:val="1093"/>
+        </w:numPr>
+        <w:pStyle w:val="Compact"/>
+      </w:pPr>
+      <w:r>
+        <w:t xml:space="preserve">benchmark reproducibility checks across supported detectors using the same labeled datasets.</w:t>
+      </w:r>
+    </w:p>
+    <w:bookmarkEnd w:id="98"/>
+    <w:bookmarkStart w:id="99" w:name="quality-gate-recommendation"/>
     <w:p>
       <w:pPr>
         <w:pStyle w:val="Heading3"/>
@@ -5975,7 +6918,7 @@
       <w:pPr>
         <w:numPr>
           <w:ilvl w:val="0"/>
-          <w:numId w:val="1082"/>
+          <w:numId w:val="1094"/>
         </w:numPr>
         <w:pStyle w:val="Compact"/>
       </w:pPr>
@@ -5987,7 +6930,7 @@
       <w:pPr>
         <w:numPr>
           <w:ilvl w:val="0"/>
-          <w:numId w:val="1082"/>
+          <w:numId w:val="1094"/>
         </w:numPr>
         <w:pStyle w:val="Compact"/>
       </w:pPr>
@@ -5999,7 +6942,7 @@
       <w:pPr>
         <w:numPr>
           <w:ilvl w:val="0"/>
-          <w:numId w:val="1082"/>
+          <w:numId w:val="1094"/>
         </w:numPr>
         <w:pStyle w:val="Compact"/>
       </w:pPr>
@@ -6011,7 +6954,7 @@
       <w:pPr>
         <w:numPr>
           <w:ilvl w:val="0"/>
-          <w:numId w:val="1082"/>
+          <w:numId w:val="1094"/>
         </w:numPr>
         <w:pStyle w:val="Compact"/>
       </w:pPr>
@@ -6026,9 +6969,9 @@
         </w:pict>
       </w:r>
     </w:p>
-    <w:bookmarkEnd w:id="95"/>
-    <w:bookmarkEnd w:id="96"/>
-    <w:bookmarkStart w:id="97" w:name="risk-register-and-mitigation-plan"/>
+    <w:bookmarkEnd w:id="99"/>
+    <w:bookmarkEnd w:id="100"/>
+    <w:bookmarkStart w:id="101" w:name="risk-register-and-mitigation-plan"/>
     <w:p>
       <w:pPr>
         <w:pStyle w:val="Heading2"/>
@@ -6426,8 +7369,8 @@
         </w:pict>
       </w:r>
     </w:p>
-    <w:bookmarkEnd w:id="97"/>
-    <w:bookmarkStart w:id="102" w:name="migration-and-convergence-plan"/>
+    <w:bookmarkEnd w:id="101"/>
+    <w:bookmarkStart w:id="106" w:name="migration-and-convergence-plan"/>
     <w:p>
       <w:pPr>
         <w:pStyle w:val="Heading2"/>
@@ -6436,7 +7379,7 @@
         <w:t xml:space="preserve">19. Migration and Convergence Plan</w:t>
       </w:r>
     </w:p>
-    <w:bookmarkStart w:id="98" w:name="Xa7048116070bf5bb06da709f416b49c68af88e7"/>
+    <w:bookmarkStart w:id="102" w:name="Xa7048116070bf5bb06da709f416b49c68af88e7"/>
     <w:p>
       <w:pPr>
         <w:pStyle w:val="Heading3"/>
@@ -6449,7 +7392,7 @@
       <w:pPr>
         <w:numPr>
           <w:ilvl w:val="0"/>
-          <w:numId w:val="1083"/>
+          <w:numId w:val="1095"/>
         </w:numPr>
         <w:pStyle w:val="Compact"/>
       </w:pPr>
@@ -6461,7 +7404,7 @@
       <w:pPr>
         <w:numPr>
           <w:ilvl w:val="0"/>
-          <w:numId w:val="1083"/>
+          <w:numId w:val="1095"/>
         </w:numPr>
         <w:pStyle w:val="Compact"/>
       </w:pPr>
@@ -6488,7 +7431,7 @@
       <w:pPr>
         <w:numPr>
           <w:ilvl w:val="0"/>
-          <w:numId w:val="1083"/>
+          <w:numId w:val="1095"/>
         </w:numPr>
         <w:pStyle w:val="Compact"/>
       </w:pPr>
@@ -6511,8 +7454,8 @@
         <w:t xml:space="preserve">dataset path behavior.</w:t>
       </w:r>
     </w:p>
-    <w:bookmarkEnd w:id="98"/>
-    <w:bookmarkStart w:id="99" w:name="X2d44d3ded5c4b3b765802dc989f5b08b4182a23"/>
+    <w:bookmarkEnd w:id="102"/>
+    <w:bookmarkStart w:id="103" w:name="X2d44d3ded5c4b3b765802dc989f5b08b4182a23"/>
     <w:p>
       <w:pPr>
         <w:pStyle w:val="Heading3"/>
@@ -6525,7 +7468,7 @@
       <w:pPr>
         <w:numPr>
           <w:ilvl w:val="0"/>
-          <w:numId w:val="1084"/>
+          <w:numId w:val="1096"/>
         </w:numPr>
         <w:pStyle w:val="Compact"/>
       </w:pPr>
@@ -6537,7 +7480,7 @@
       <w:pPr>
         <w:numPr>
           <w:ilvl w:val="0"/>
-          <w:numId w:val="1084"/>
+          <w:numId w:val="1096"/>
         </w:numPr>
         <w:pStyle w:val="Compact"/>
       </w:pPr>
@@ -6549,7 +7492,7 @@
       <w:pPr>
         <w:numPr>
           <w:ilvl w:val="0"/>
-          <w:numId w:val="1084"/>
+          <w:numId w:val="1096"/>
         </w:numPr>
         <w:pStyle w:val="Compact"/>
       </w:pPr>
@@ -6557,8 +7500,8 @@
         <w:t xml:space="preserve">Display insight card in dashboard.</w:t>
       </w:r>
     </w:p>
-    <w:bookmarkEnd w:id="99"/>
-    <w:bookmarkStart w:id="100" w:name="X2417f392a238d81bd879cd85d7ef52deed55bd7"/>
+    <w:bookmarkEnd w:id="103"/>
+    <w:bookmarkStart w:id="104" w:name="X2417f392a238d81bd879cd85d7ef52deed55bd7"/>
     <w:p>
       <w:pPr>
         <w:pStyle w:val="Heading3"/>
@@ -6571,7 +7514,7 @@
       <w:pPr>
         <w:numPr>
           <w:ilvl w:val="0"/>
-          <w:numId w:val="1085"/>
+          <w:numId w:val="1097"/>
         </w:numPr>
         <w:pStyle w:val="Compact"/>
       </w:pPr>
@@ -6583,7 +7526,7 @@
       <w:pPr>
         <w:numPr>
           <w:ilvl w:val="0"/>
-          <w:numId w:val="1085"/>
+          <w:numId w:val="1097"/>
         </w:numPr>
         <w:pStyle w:val="Compact"/>
       </w:pPr>
@@ -6595,7 +7538,7 @@
       <w:pPr>
         <w:numPr>
           <w:ilvl w:val="0"/>
-          <w:numId w:val="1085"/>
+          <w:numId w:val="1097"/>
         </w:numPr>
         <w:pStyle w:val="Compact"/>
       </w:pPr>
@@ -6603,8 +7546,8 @@
         <w:t xml:space="preserve">Produce architecture evidence and release notes.</w:t>
       </w:r>
     </w:p>
-    <w:bookmarkEnd w:id="100"/>
-    <w:bookmarkStart w:id="101" w:name="milestone-4-optional-extension-track"/>
+    <w:bookmarkEnd w:id="104"/>
+    <w:bookmarkStart w:id="105" w:name="milestone-4-optional-extension-track"/>
     <w:p>
       <w:pPr>
         <w:pStyle w:val="Heading3"/>
@@ -6617,7 +7560,7 @@
       <w:pPr>
         <w:numPr>
           <w:ilvl w:val="0"/>
-          <w:numId w:val="1086"/>
+          <w:numId w:val="1098"/>
         </w:numPr>
         <w:pStyle w:val="Compact"/>
       </w:pPr>
@@ -6632,9 +7575,9 @@
         </w:pict>
       </w:r>
     </w:p>
-    <w:bookmarkEnd w:id="101"/>
-    <w:bookmarkEnd w:id="102"/>
-    <w:bookmarkStart w:id="105" w:name="open-decisions-and-assumptions"/>
+    <w:bookmarkEnd w:id="105"/>
+    <w:bookmarkEnd w:id="106"/>
+    <w:bookmarkStart w:id="109" w:name="open-decisions-and-assumptions"/>
     <w:p>
       <w:pPr>
         <w:pStyle w:val="Heading2"/>
@@ -6643,7 +7586,7 @@
         <w:t xml:space="preserve">20. Open Decisions and Assumptions</w:t>
       </w:r>
     </w:p>
-    <w:bookmarkStart w:id="103" w:name="open-decisions"/>
+    <w:bookmarkStart w:id="107" w:name="open-decisions"/>
     <w:p>
       <w:pPr>
         <w:pStyle w:val="Heading3"/>
@@ -6656,7 +7599,7 @@
       <w:pPr>
         <w:numPr>
           <w:ilvl w:val="0"/>
-          <w:numId w:val="1087"/>
+          <w:numId w:val="1099"/>
         </w:numPr>
         <w:pStyle w:val="Compact"/>
       </w:pPr>
@@ -6695,7 +7638,7 @@
       <w:pPr>
         <w:numPr>
           <w:ilvl w:val="0"/>
-          <w:numId w:val="1087"/>
+          <w:numId w:val="1099"/>
         </w:numPr>
         <w:pStyle w:val="Compact"/>
       </w:pPr>
@@ -6707,7 +7650,7 @@
       <w:pPr>
         <w:numPr>
           <w:ilvl w:val="0"/>
-          <w:numId w:val="1087"/>
+          <w:numId w:val="1099"/>
         </w:numPr>
         <w:pStyle w:val="Compact"/>
       </w:pPr>
@@ -6715,8 +7658,8 @@
         <w:t xml:space="preserve">Whether final demonstration requires Dockerized all-services path or local dual-service path.</w:t>
       </w:r>
     </w:p>
-    <w:bookmarkEnd w:id="103"/>
-    <w:bookmarkStart w:id="104" w:name="working-assumptions"/>
+    <w:bookmarkEnd w:id="107"/>
+    <w:bookmarkStart w:id="108" w:name="working-assumptions"/>
     <w:p>
       <w:pPr>
         <w:pStyle w:val="Heading3"/>
@@ -6729,7 +7672,7 @@
       <w:pPr>
         <w:numPr>
           <w:ilvl w:val="0"/>
-          <w:numId w:val="1088"/>
+          <w:numId w:val="1100"/>
         </w:numPr>
         <w:pStyle w:val="Compact"/>
       </w:pPr>
@@ -6741,7 +7684,7 @@
       <w:pPr>
         <w:numPr>
           <w:ilvl w:val="0"/>
-          <w:numId w:val="1088"/>
+          <w:numId w:val="1100"/>
         </w:numPr>
         <w:pStyle w:val="Compact"/>
       </w:pPr>
@@ -6753,7 +7696,7 @@
       <w:pPr>
         <w:numPr>
           <w:ilvl w:val="0"/>
-          <w:numId w:val="1088"/>
+          <w:numId w:val="1100"/>
         </w:numPr>
         <w:pStyle w:val="Compact"/>
       </w:pPr>
@@ -6768,9 +7711,9 @@
         </w:pict>
       </w:r>
     </w:p>
-    <w:bookmarkEnd w:id="104"/>
-    <w:bookmarkEnd w:id="105"/>
-    <w:bookmarkStart w:id="109" w:name="appendix-mapped-repository-artifacts"/>
+    <w:bookmarkEnd w:id="108"/>
+    <w:bookmarkEnd w:id="109"/>
+    <w:bookmarkStart w:id="113" w:name="appendix-mapped-repository-artifacts"/>
     <w:p>
       <w:pPr>
         <w:pStyle w:val="Heading2"/>
@@ -6779,7 +7722,7 @@
         <w:t xml:space="preserve">21. Appendix: Mapped Repository Artifacts</w:t>
       </w:r>
     </w:p>
-    <w:bookmarkStart w:id="106" w:name="primary-runtime-artifacts"/>
+    <w:bookmarkStart w:id="110" w:name="primary-runtime-artifacts"/>
     <w:p>
       <w:pPr>
         <w:pStyle w:val="Heading3"/>
@@ -6792,7 +7735,7 @@
       <w:pPr>
         <w:numPr>
           <w:ilvl w:val="0"/>
-          <w:numId w:val="1089"/>
+          <w:numId w:val="1101"/>
         </w:numPr>
         <w:pStyle w:val="Compact"/>
       </w:pPr>
@@ -6813,7 +7756,7 @@
       <w:pPr>
         <w:numPr>
           <w:ilvl w:val="0"/>
-          <w:numId w:val="1089"/>
+          <w:numId w:val="1101"/>
         </w:numPr>
         <w:pStyle w:val="Compact"/>
       </w:pPr>
@@ -6834,7 +7777,7 @@
       <w:pPr>
         <w:numPr>
           <w:ilvl w:val="0"/>
-          <w:numId w:val="1089"/>
+          <w:numId w:val="1101"/>
         </w:numPr>
         <w:pStyle w:val="Compact"/>
       </w:pPr>
@@ -6855,7 +7798,7 @@
       <w:pPr>
         <w:numPr>
           <w:ilvl w:val="0"/>
-          <w:numId w:val="1089"/>
+          <w:numId w:val="1101"/>
         </w:numPr>
         <w:pStyle w:val="Compact"/>
       </w:pPr>
@@ -6876,7 +7819,7 @@
       <w:pPr>
         <w:numPr>
           <w:ilvl w:val="0"/>
-          <w:numId w:val="1089"/>
+          <w:numId w:val="1101"/>
         </w:numPr>
         <w:pStyle w:val="Compact"/>
       </w:pPr>
@@ -6897,7 +7840,7 @@
       <w:pPr>
         <w:numPr>
           <w:ilvl w:val="0"/>
-          <w:numId w:val="1089"/>
+          <w:numId w:val="1101"/>
         </w:numPr>
         <w:pStyle w:val="Compact"/>
       </w:pPr>
@@ -6914,8 +7857,8 @@
         <w:t xml:space="preserve">newBackend/BackendCode/repositories/mockRepository.js</w:t>
       </w:r>
     </w:p>
-    <w:bookmarkEnd w:id="106"/>
-    <w:bookmarkStart w:id="107" w:name="secondaryextension-artifacts"/>
+    <w:bookmarkEnd w:id="110"/>
+    <w:bookmarkStart w:id="111" w:name="secondaryextension-artifacts"/>
     <w:p>
       <w:pPr>
         <w:pStyle w:val="Heading3"/>
@@ -6928,7 +7871,7 @@
       <w:pPr>
         <w:numPr>
           <w:ilvl w:val="0"/>
-          <w:numId w:val="1090"/>
+          <w:numId w:val="1102"/>
         </w:numPr>
         <w:pStyle w:val="Compact"/>
       </w:pPr>
@@ -6949,7 +7892,7 @@
       <w:pPr>
         <w:numPr>
           <w:ilvl w:val="0"/>
-          <w:numId w:val="1090"/>
+          <w:numId w:val="1102"/>
         </w:numPr>
         <w:pStyle w:val="Compact"/>
       </w:pPr>
@@ -6970,7 +7913,7 @@
       <w:pPr>
         <w:numPr>
           <w:ilvl w:val="0"/>
-          <w:numId w:val="1090"/>
+          <w:numId w:val="1102"/>
         </w:numPr>
         <w:pStyle w:val="Compact"/>
       </w:pPr>
@@ -6991,7 +7934,7 @@
       <w:pPr>
         <w:numPr>
           <w:ilvl w:val="0"/>
-          <w:numId w:val="1090"/>
+          <w:numId w:val="1102"/>
         </w:numPr>
         <w:pStyle w:val="Compact"/>
       </w:pPr>
@@ -7012,7 +7955,7 @@
       <w:pPr>
         <w:numPr>
           <w:ilvl w:val="0"/>
-          <w:numId w:val="1090"/>
+          <w:numId w:val="1102"/>
         </w:numPr>
         <w:pStyle w:val="Compact"/>
       </w:pPr>
@@ -7029,8 +7972,8 @@
         <w:t xml:space="preserve">algorithms/correlation_based.py</w:t>
       </w:r>
     </w:p>
-    <w:bookmarkEnd w:id="107"/>
-    <w:bookmarkStart w:id="108" w:name="operations-and-platform-artifacts"/>
+    <w:bookmarkEnd w:id="111"/>
+    <w:bookmarkStart w:id="112" w:name="operations-and-platform-artifacts"/>
     <w:p>
       <w:pPr>
         <w:pStyle w:val="Heading3"/>
@@ -7043,7 +7986,7 @@
       <w:pPr>
         <w:numPr>
           <w:ilvl w:val="0"/>
-          <w:numId w:val="1091"/>
+          <w:numId w:val="1103"/>
         </w:numPr>
         <w:pStyle w:val="Compact"/>
       </w:pPr>
@@ -7064,7 +8007,7 @@
       <w:pPr>
         <w:numPr>
           <w:ilvl w:val="0"/>
-          <w:numId w:val="1091"/>
+          <w:numId w:val="1103"/>
         </w:numPr>
         <w:pStyle w:val="Compact"/>
       </w:pPr>
@@ -7085,7 +8028,7 @@
       <w:pPr>
         <w:numPr>
           <w:ilvl w:val="0"/>
-          <w:numId w:val="1091"/>
+          <w:numId w:val="1103"/>
         </w:numPr>
         <w:pStyle w:val="Compact"/>
       </w:pPr>
@@ -7109,9 +8052,9 @@
         </w:pict>
       </w:r>
     </w:p>
-    <w:bookmarkEnd w:id="108"/>
-    <w:bookmarkEnd w:id="109"/>
-    <w:bookmarkStart w:id="138" w:name="architecture-diagram-pack"/>
+    <w:bookmarkEnd w:id="112"/>
+    <w:bookmarkEnd w:id="113"/>
+    <w:bookmarkStart w:id="121" w:name="architecture-diagram-pack"/>
     <w:p>
       <w:pPr>
         <w:pStyle w:val="Heading2"/>
@@ -7128,7 +8071,7 @@
         <w:t xml:space="preserve">This section provides embedded diagrams (Mermaid format) that can be rendered in Markdown viewers supporting Mermaid. The diagrams are aligned with the architecture decisions and flows described in Sections 7 through 19.</w:t>
       </w:r>
     </w:p>
-    <w:bookmarkStart w:id="113" w:name="system-context-diagram"/>
+    <w:bookmarkStart w:id="114" w:name="system-context-diagram"/>
     <w:p>
       <w:pPr>
         <w:pStyle w:val="Heading3"/>
@@ -7220,63 +8163,8 @@
         <w:t xml:space="preserve">  API --&gt; FE</w:t>
       </w:r>
     </w:p>
-    <w:p>
-      <w:pPr>
-        <w:pStyle w:val="CaptionedFigure"/>
-      </w:pPr>
-      <w:r>
-        <w:drawing>
-          <wp:inline>
-            <wp:extent cx="5334000" cy="1340303"/>
-            <wp:effectExtent b="0" l="0" r="0" t="0"/>
-            <wp:docPr descr="Figure 22.1: System Context Diagram" title="" id="111" name="Picture"/>
-            <a:graphic>
-              <a:graphicData uri="http://schemas.openxmlformats.org/drawingml/2006/picture">
-                <pic:pic>
-                  <pic:nvPicPr>
-                    <pic:cNvPr descr="diagrams/22-1-system-context-diagram.png" id="112" name="Picture"/>
-                    <pic:cNvPicPr>
-                      <a:picLocks noChangeArrowheads="1" noChangeAspect="1"/>
-                    </pic:cNvPicPr>
-                  </pic:nvPicPr>
-                  <pic:blipFill>
-                    <a:blip r:embed="rId110"/>
-                    <a:stretch>
-                      <a:fillRect/>
-                    </a:stretch>
-                  </pic:blipFill>
-                  <pic:spPr bwMode="auto">
-                    <a:xfrm>
-                      <a:off x="0" y="0"/>
-                      <a:ext cx="5334000" cy="1340303"/>
-                    </a:xfrm>
-                    <a:prstGeom prst="rect">
-                      <a:avLst/>
-                    </a:prstGeom>
-                    <a:noFill/>
-                    <a:ln w="9525">
-                      <a:noFill/>
-                      <a:headEnd/>
-                      <a:tailEnd/>
-                    </a:ln>
-                  </pic:spPr>
-                </pic:pic>
-              </a:graphicData>
-            </a:graphic>
-          </wp:inline>
-        </w:drawing>
-      </w:r>
-    </w:p>
-    <w:p>
-      <w:pPr>
-        <w:pStyle w:val="ImageCaption"/>
-      </w:pPr>
-      <w:r>
-        <w:t xml:space="preserve">Figure 22.1: System Context Diagram</w:t>
-      </w:r>
-    </w:p>
-    <w:bookmarkEnd w:id="113"/>
-    <w:bookmarkStart w:id="117" w:name="X523b741033e7af6aeb9acbbff2ed04087b9b2f2"/>
+    <w:bookmarkEnd w:id="114"/>
+    <w:bookmarkStart w:id="115" w:name="X523b741033e7af6aeb9acbbff2ed04087b9b2f2"/>
     <w:p>
       <w:pPr>
         <w:pStyle w:val="Heading3"/>
@@ -7467,69 +8355,275 @@
         <w:t xml:space="preserve">  L1 --&gt; L2 --&gt; L3</w:t>
       </w:r>
     </w:p>
-    <w:p>
-      <w:pPr>
-        <w:pStyle w:val="CaptionedFigure"/>
-      </w:pPr>
-      <w:r>
-        <w:drawing>
-          <wp:inline>
-            <wp:extent cx="5334000" cy="3633107"/>
-            <wp:effectExtent b="0" l="0" r="0" t="0"/>
-            <wp:docPr descr="Figure 22.2: Layered Component Diagram (Primary Runtime)" title="" id="115" name="Picture"/>
-            <a:graphic>
-              <a:graphicData uri="http://schemas.openxmlformats.org/drawingml/2006/picture">
-                <pic:pic>
-                  <pic:nvPicPr>
-                    <pic:cNvPr descr="diagrams/22-2-layered-component-diagram-primary-runtime.png" id="116" name="Picture"/>
-                    <pic:cNvPicPr>
-                      <a:picLocks noChangeArrowheads="1" noChangeAspect="1"/>
-                    </pic:cNvPicPr>
-                  </pic:nvPicPr>
-                  <pic:blipFill>
-                    <a:blip r:embed="rId114"/>
-                    <a:stretch>
-                      <a:fillRect/>
-                    </a:stretch>
-                  </pic:blipFill>
-                  <pic:spPr bwMode="auto">
-                    <a:xfrm>
-                      <a:off x="0" y="0"/>
-                      <a:ext cx="5334000" cy="3633107"/>
-                    </a:xfrm>
-                    <a:prstGeom prst="rect">
-                      <a:avLst/>
-                    </a:prstGeom>
-                    <a:noFill/>
-                    <a:ln w="9525">
-                      <a:noFill/>
-                      <a:headEnd/>
-                      <a:tailEnd/>
-                    </a:ln>
-                  </pic:spPr>
-                </pic:pic>
-              </a:graphicData>
-            </a:graphic>
-          </wp:inline>
-        </w:drawing>
-      </w:r>
-    </w:p>
-    <w:p>
-      <w:pPr>
-        <w:pStyle w:val="ImageCaption"/>
-      </w:pPr>
-      <w:r>
-        <w:t xml:space="preserve">Figure 22.2: Layered Component Diagram (Primary Runtime)</w:t>
+    <w:bookmarkEnd w:id="115"/>
+    <w:bookmarkStart w:id="116" w:name="Xc30befb6441913664e64ee49c986f2315e07ec3"/>
+    <w:p>
+      <w:pPr>
+        <w:pStyle w:val="Heading3"/>
+      </w:pPr>
+      <w:r>
+        <w:t xml:space="preserve">22.3 End-to-End Sequence Diagram (Stream Filtering)</w:t>
+      </w:r>
+    </w:p>
+    <w:p>
+      <w:pPr>
+        <w:pStyle w:val="SourceCode"/>
+      </w:pPr>
+      <w:r>
+        <w:rPr>
+          <w:rStyle w:val="VerbatimChar"/>
+        </w:rPr>
+        <w:t xml:space="preserve">sequenceDiagram</w:t>
+      </w:r>
+      <w:r>
+        <w:br/>
+      </w:r>
+      <w:r>
+        <w:rPr>
+          <w:rStyle w:val="VerbatimChar"/>
+        </w:rPr>
+        <w:t xml:space="preserve">  autonumber</w:t>
+      </w:r>
+      <w:r>
+        <w:br/>
+      </w:r>
+      <w:r>
+        <w:rPr>
+          <w:rStyle w:val="VerbatimChar"/>
+        </w:rPr>
+        <w:t xml:space="preserve">  participant User</w:t>
+      </w:r>
+      <w:r>
+        <w:br/>
+      </w:r>
+      <w:r>
+        <w:rPr>
+          <w:rStyle w:val="VerbatimChar"/>
+        </w:rPr>
+        <w:t xml:space="preserve">  participant UI as React Dashboard</w:t>
+      </w:r>
+      <w:r>
+        <w:br/>
+      </w:r>
+      <w:r>
+        <w:rPr>
+          <w:rStyle w:val="VerbatimChar"/>
+        </w:rPr>
+        <w:t xml:space="preserve">  participant API as Node API</w:t>
+      </w:r>
+      <w:r>
+        <w:br/>
+      </w:r>
+      <w:r>
+        <w:rPr>
+          <w:rStyle w:val="VerbatimChar"/>
+        </w:rPr>
+        <w:t xml:space="preserve">  participant Service as Mock Service</w:t>
+      </w:r>
+      <w:r>
+        <w:br/>
+      </w:r>
+      <w:r>
+        <w:rPr>
+          <w:rStyle w:val="VerbatimChar"/>
+        </w:rPr>
+        <w:t xml:space="preserve">  participant Repo as Mock Repository</w:t>
+      </w:r>
+      <w:r>
+        <w:br/>
+      </w:r>
+      <w:r>
+        <w:rPr>
+          <w:rStyle w:val="VerbatimChar"/>
+        </w:rPr>
+        <w:t xml:space="preserve">  participant File as Processed Data File</w:t>
+      </w:r>
+      <w:r>
+        <w:br/>
+      </w:r>
+      <w:r>
+        <w:br/>
+      </w:r>
+      <w:r>
+        <w:rPr>
+          <w:rStyle w:val="VerbatimChar"/>
+        </w:rPr>
+        <w:t xml:space="preserve">  User-&gt;&gt;UI: Select stream names and apply filter</w:t>
+      </w:r>
+      <w:r>
+        <w:br/>
+      </w:r>
+      <w:r>
+        <w:rPr>
+          <w:rStyle w:val="VerbatimChar"/>
+        </w:rPr>
+        <w:t xml:space="preserve">  UI-&gt;&gt;API: POST /api/filter-streams {streamNames}</w:t>
+      </w:r>
+      <w:r>
+        <w:br/>
+      </w:r>
+      <w:r>
+        <w:rPr>
+          <w:rStyle w:val="VerbatimChar"/>
+        </w:rPr>
+        <w:t xml:space="preserve">  API-&gt;&gt;Service: Validate and process request</w:t>
+      </w:r>
+      <w:r>
+        <w:br/>
+      </w:r>
+      <w:r>
+        <w:rPr>
+          <w:rStyle w:val="VerbatimChar"/>
+        </w:rPr>
+        <w:t xml:space="preserve">  Service-&gt;&gt;Repo: getMockData()</w:t>
+      </w:r>
+      <w:r>
+        <w:br/>
+      </w:r>
+      <w:r>
+        <w:rPr>
+          <w:rStyle w:val="VerbatimChar"/>
+        </w:rPr>
+        <w:t xml:space="preserve">  Repo-&gt;&gt;File: Read JSON content</w:t>
+      </w:r>
+      <w:r>
+        <w:br/>
+      </w:r>
+      <w:r>
+        <w:rPr>
+          <w:rStyle w:val="VerbatimChar"/>
+        </w:rPr>
+        <w:t xml:space="preserve">  File--&gt;&gt;Repo: Dataset rows</w:t>
+      </w:r>
+      <w:r>
+        <w:br/>
+      </w:r>
+      <w:r>
+        <w:rPr>
+          <w:rStyle w:val="VerbatimChar"/>
+        </w:rPr>
+        <w:t xml:space="preserve">  Repo--&gt;&gt;Service: Parsed records</w:t>
+      </w:r>
+      <w:r>
+        <w:br/>
+      </w:r>
+      <w:r>
+        <w:rPr>
+          <w:rStyle w:val="VerbatimChar"/>
+        </w:rPr>
+        <w:t xml:space="preserve">  Service--&gt;&gt;API: Filtered records</w:t>
+      </w:r>
+      <w:r>
+        <w:br/>
+      </w:r>
+      <w:r>
+        <w:rPr>
+          <w:rStyle w:val="VerbatimChar"/>
+        </w:rPr>
+        <w:t xml:space="preserve">  API--&gt;&gt;UI: 200 OK + filtered payload</w:t>
+      </w:r>
+      <w:r>
+        <w:br/>
+      </w:r>
+      <w:r>
+        <w:rPr>
+          <w:rStyle w:val="VerbatimChar"/>
+        </w:rPr>
+        <w:t xml:space="preserve">  UI--&gt;&gt;User: Update charts and stats</w:t>
+      </w:r>
+    </w:p>
+    <w:bookmarkEnd w:id="116"/>
+    <w:bookmarkStart w:id="117" w:name="data-processing-and-insight-flow"/>
+    <w:p>
+      <w:pPr>
+        <w:pStyle w:val="Heading3"/>
+      </w:pPr>
+      <w:r>
+        <w:t xml:space="preserve">22.4 Data Processing and Insight Flow</w:t>
+      </w:r>
+    </w:p>
+    <w:p>
+      <w:pPr>
+        <w:pStyle w:val="SourceCode"/>
+      </w:pPr>
+      <w:r>
+        <w:rPr>
+          <w:rStyle w:val="VerbatimChar"/>
+        </w:rPr>
+        <w:t xml:space="preserve">flowchart LR</w:t>
+      </w:r>
+      <w:r>
+        <w:br/>
+      </w:r>
+      <w:r>
+        <w:rPr>
+          <w:rStyle w:val="VerbatimChar"/>
+        </w:rPr>
+        <w:t xml:space="preserve">  A[Raw or Curated CSV] --&gt; B[Preprocessing\nSort, parse timestamp, interpolate]</w:t>
+      </w:r>
+      <w:r>
+        <w:br/>
+      </w:r>
+      <w:r>
+        <w:rPr>
+          <w:rStyle w:val="VerbatimChar"/>
+        </w:rPr>
+        <w:t xml:space="preserve">  B --&gt; C[Canonical Record Contract]</w:t>
+      </w:r>
+      <w:r>
+        <w:br/>
+      </w:r>
+      <w:r>
+        <w:rPr>
+          <w:rStyle w:val="VerbatimChar"/>
+        </w:rPr>
+        <w:t xml:space="preserve">  C --&gt; D[Stream Discovery]</w:t>
+      </w:r>
+      <w:r>
+        <w:br/>
+      </w:r>
+      <w:r>
+        <w:rPr>
+          <w:rStyle w:val="VerbatimChar"/>
+        </w:rPr>
+        <w:t xml:space="preserve">  C --&gt; E[Stream Filtering]</w:t>
+      </w:r>
+      <w:r>
+        <w:br/>
+      </w:r>
+      <w:r>
+        <w:rPr>
+          <w:rStyle w:val="VerbatimChar"/>
+        </w:rPr>
+        <w:t xml:space="preserve">  E --&gt; F[Correlation Computation]</w:t>
+      </w:r>
+      <w:r>
+        <w:br/>
+      </w:r>
+      <w:r>
+        <w:rPr>
+          <w:rStyle w:val="VerbatimChar"/>
+        </w:rPr>
+        <w:t xml:space="preserve">  F --&gt; G[Insight Label\nstrong or moderate or weak]</w:t>
+      </w:r>
+      <w:r>
+        <w:br/>
+      </w:r>
+      <w:r>
+        <w:rPr>
+          <w:rStyle w:val="VerbatimChar"/>
+        </w:rPr>
+        <w:t xml:space="preserve">  G --&gt; H[Dashboard Insight Card and Plots]</w:t>
       </w:r>
     </w:p>
     <w:bookmarkEnd w:id="117"/>
-    <w:bookmarkStart w:id="121" w:name="Xc30befb6441913664e64ee49c986f2315e07ec3"/>
+    <w:bookmarkStart w:id="118" w:name="deployment-view-current-ecosystem"/>
     <w:p>
       <w:pPr>
         <w:pStyle w:val="Heading3"/>
       </w:pPr>
       <w:r>
-        <w:t xml:space="preserve">22.3 End-to-End Sequence Diagram (Stream Filtering)</w:t>
+        <w:t xml:space="preserve">22.5 Deployment View (Current Ecosystem)</w:t>
       </w:r>
     </w:p>
     <w:p>
@@ -7540,228 +8634,188 @@
         <w:rPr>
           <w:rStyle w:val="VerbatimChar"/>
         </w:rPr>
-        <w:t xml:space="preserve">sequenceDiagram</w:t>
-      </w:r>
-      <w:r>
-        <w:br/>
-      </w:r>
-      <w:r>
-        <w:rPr>
-          <w:rStyle w:val="VerbatimChar"/>
-        </w:rPr>
-        <w:t xml:space="preserve">  autonumber</w:t>
-      </w:r>
-      <w:r>
-        <w:br/>
-      </w:r>
-      <w:r>
-        <w:rPr>
-          <w:rStyle w:val="VerbatimChar"/>
-        </w:rPr>
-        <w:t xml:space="preserve">  participant User</w:t>
-      </w:r>
-      <w:r>
-        <w:br/>
-      </w:r>
-      <w:r>
-        <w:rPr>
-          <w:rStyle w:val="VerbatimChar"/>
-        </w:rPr>
-        <w:t xml:space="preserve">  participant UI as React Dashboard</w:t>
-      </w:r>
-      <w:r>
-        <w:br/>
-      </w:r>
-      <w:r>
-        <w:rPr>
-          <w:rStyle w:val="VerbatimChar"/>
-        </w:rPr>
-        <w:t xml:space="preserve">  participant API as Node API</w:t>
-      </w:r>
-      <w:r>
-        <w:br/>
-      </w:r>
-      <w:r>
-        <w:rPr>
-          <w:rStyle w:val="VerbatimChar"/>
-        </w:rPr>
-        <w:t xml:space="preserve">  participant Service as Mock Service</w:t>
-      </w:r>
-      <w:r>
-        <w:br/>
-      </w:r>
-      <w:r>
-        <w:rPr>
-          <w:rStyle w:val="VerbatimChar"/>
-        </w:rPr>
-        <w:t xml:space="preserve">  participant Repo as Mock Repository</w:t>
-      </w:r>
-      <w:r>
-        <w:br/>
-      </w:r>
-      <w:r>
-        <w:rPr>
-          <w:rStyle w:val="VerbatimChar"/>
-        </w:rPr>
-        <w:t xml:space="preserve">  participant File as Processed Data File</w:t>
-      </w:r>
-      <w:r>
-        <w:br/>
-      </w:r>
-      <w:r>
-        <w:br/>
-      </w:r>
-      <w:r>
-        <w:rPr>
-          <w:rStyle w:val="VerbatimChar"/>
-        </w:rPr>
-        <w:t xml:space="preserve">  User-&gt;&gt;UI: Select stream names and apply filter</w:t>
-      </w:r>
-      <w:r>
-        <w:br/>
-      </w:r>
-      <w:r>
-        <w:rPr>
-          <w:rStyle w:val="VerbatimChar"/>
-        </w:rPr>
-        <w:t xml:space="preserve">  UI-&gt;&gt;API: POST /api/filter-streams {streamNames}</w:t>
-      </w:r>
-      <w:r>
-        <w:br/>
-      </w:r>
-      <w:r>
-        <w:rPr>
-          <w:rStyle w:val="VerbatimChar"/>
-        </w:rPr>
-        <w:t xml:space="preserve">  API-&gt;&gt;Service: Validate and process request</w:t>
-      </w:r>
-      <w:r>
-        <w:br/>
-      </w:r>
-      <w:r>
-        <w:rPr>
-          <w:rStyle w:val="VerbatimChar"/>
-        </w:rPr>
-        <w:t xml:space="preserve">  Service-&gt;&gt;Repo: getMockData()</w:t>
-      </w:r>
-      <w:r>
-        <w:br/>
-      </w:r>
-      <w:r>
-        <w:rPr>
-          <w:rStyle w:val="VerbatimChar"/>
-        </w:rPr>
-        <w:t xml:space="preserve">  Repo-&gt;&gt;File: Read JSON content</w:t>
-      </w:r>
-      <w:r>
-        <w:br/>
-      </w:r>
-      <w:r>
-        <w:rPr>
-          <w:rStyle w:val="VerbatimChar"/>
-        </w:rPr>
-        <w:t xml:space="preserve">  File--&gt;&gt;Repo: Dataset rows</w:t>
-      </w:r>
-      <w:r>
-        <w:br/>
-      </w:r>
-      <w:r>
-        <w:rPr>
-          <w:rStyle w:val="VerbatimChar"/>
-        </w:rPr>
-        <w:t xml:space="preserve">  Repo--&gt;&gt;Service: Parsed records</w:t>
-      </w:r>
-      <w:r>
-        <w:br/>
-      </w:r>
-      <w:r>
-        <w:rPr>
-          <w:rStyle w:val="VerbatimChar"/>
-        </w:rPr>
-        <w:t xml:space="preserve">  Service--&gt;&gt;API: Filtered records</w:t>
-      </w:r>
-      <w:r>
-        <w:br/>
-      </w:r>
-      <w:r>
-        <w:rPr>
-          <w:rStyle w:val="VerbatimChar"/>
-        </w:rPr>
-        <w:t xml:space="preserve">  API--&gt;&gt;UI: 200 OK + filtered payload</w:t>
-      </w:r>
-      <w:r>
-        <w:br/>
-      </w:r>
-      <w:r>
-        <w:rPr>
-          <w:rStyle w:val="VerbatimChar"/>
-        </w:rPr>
-        <w:t xml:space="preserve">  UI--&gt;&gt;User: Update charts and stats</w:t>
-      </w:r>
-    </w:p>
-    <w:p>
-      <w:pPr>
-        <w:pStyle w:val="CaptionedFigure"/>
-      </w:pPr>
-      <w:r>
-        <w:drawing>
-          <wp:inline>
-            <wp:extent cx="5334000" cy="1986642"/>
-            <wp:effectExtent b="0" l="0" r="0" t="0"/>
-            <wp:docPr descr="Figure 22.3: End-to-End Sequence Diagram (Stream Filtering)" title="" id="119" name="Picture"/>
-            <a:graphic>
-              <a:graphicData uri="http://schemas.openxmlformats.org/drawingml/2006/picture">
-                <pic:pic>
-                  <pic:nvPicPr>
-                    <pic:cNvPr descr="diagrams/22-3-end-to-end-sequence-diagram-stream-filtering.png" id="120" name="Picture"/>
-                    <pic:cNvPicPr>
-                      <a:picLocks noChangeArrowheads="1" noChangeAspect="1"/>
-                    </pic:cNvPicPr>
-                  </pic:nvPicPr>
-                  <pic:blipFill>
-                    <a:blip r:embed="rId118"/>
-                    <a:stretch>
-                      <a:fillRect/>
-                    </a:stretch>
-                  </pic:blipFill>
-                  <pic:spPr bwMode="auto">
-                    <a:xfrm>
-                      <a:off x="0" y="0"/>
-                      <a:ext cx="5334000" cy="1986642"/>
-                    </a:xfrm>
-                    <a:prstGeom prst="rect">
-                      <a:avLst/>
-                    </a:prstGeom>
-                    <a:noFill/>
-                    <a:ln w="9525">
-                      <a:noFill/>
-                      <a:headEnd/>
-                      <a:tailEnd/>
-                    </a:ln>
-                  </pic:spPr>
-                </pic:pic>
-              </a:graphicData>
-            </a:graphic>
-          </wp:inline>
-        </w:drawing>
-      </w:r>
-    </w:p>
-    <w:p>
-      <w:pPr>
-        <w:pStyle w:val="ImageCaption"/>
-      </w:pPr>
-      <w:r>
-        <w:t xml:space="preserve">Figure 22.3: End-to-End Sequence Diagram (Stream Filtering)</w:t>
-      </w:r>
-    </w:p>
-    <w:bookmarkEnd w:id="121"/>
-    <w:bookmarkStart w:id="125" w:name="data-processing-and-insight-flow"/>
+        <w:t xml:space="preserve">flowchart LR</w:t>
+      </w:r>
+      <w:r>
+        <w:br/>
+      </w:r>
+      <w:r>
+        <w:rPr>
+          <w:rStyle w:val="VerbatimChar"/>
+        </w:rPr>
+        <w:t xml:space="preserve">  subgraph Client</w:t>
+      </w:r>
+      <w:r>
+        <w:br/>
+      </w:r>
+      <w:r>
+        <w:rPr>
+          <w:rStyle w:val="VerbatimChar"/>
+        </w:rPr>
+        <w:t xml:space="preserve">    BR[Browser]</w:t>
+      </w:r>
+      <w:r>
+        <w:br/>
+      </w:r>
+      <w:r>
+        <w:rPr>
+          <w:rStyle w:val="VerbatimChar"/>
+        </w:rPr>
+        <w:t xml:space="preserve">  end</w:t>
+      </w:r>
+      <w:r>
+        <w:br/>
+      </w:r>
+      <w:r>
+        <w:br/>
+      </w:r>
+      <w:r>
+        <w:rPr>
+          <w:rStyle w:val="VerbatimChar"/>
+        </w:rPr>
+        <w:t xml:space="preserve">  subgraph PrimaryPath[Primary Converged Path]</w:t>
+      </w:r>
+      <w:r>
+        <w:br/>
+      </w:r>
+      <w:r>
+        <w:rPr>
+          <w:rStyle w:val="VerbatimChar"/>
+        </w:rPr>
+        <w:t xml:space="preserve">    FE[React Vite App]</w:t>
+      </w:r>
+      <w:r>
+        <w:br/>
+      </w:r>
+      <w:r>
+        <w:rPr>
+          <w:rStyle w:val="VerbatimChar"/>
+        </w:rPr>
+        <w:t xml:space="preserve">    API[Node Express API]</w:t>
+      </w:r>
+      <w:r>
+        <w:br/>
+      </w:r>
+      <w:r>
+        <w:rPr>
+          <w:rStyle w:val="VerbatimChar"/>
+        </w:rPr>
+        <w:t xml:space="preserve">    DS[(Local Processed Data)]</w:t>
+      </w:r>
+      <w:r>
+        <w:br/>
+      </w:r>
+      <w:r>
+        <w:rPr>
+          <w:rStyle w:val="VerbatimChar"/>
+        </w:rPr>
+        <w:t xml:space="preserve">    FE --&gt; API --&gt; DS</w:t>
+      </w:r>
+      <w:r>
+        <w:br/>
+      </w:r>
+      <w:r>
+        <w:rPr>
+          <w:rStyle w:val="VerbatimChar"/>
+        </w:rPr>
+        <w:t xml:space="preserve">  end</w:t>
+      </w:r>
+      <w:r>
+        <w:br/>
+      </w:r>
+      <w:r>
+        <w:br/>
+      </w:r>
+      <w:r>
+        <w:rPr>
+          <w:rStyle w:val="VerbatimChar"/>
+        </w:rPr>
+        <w:t xml:space="preserve">  subgraph ExtensionPath[Optional Extension Path]</w:t>
+      </w:r>
+      <w:r>
+        <w:br/>
+      </w:r>
+      <w:r>
+        <w:rPr>
+          <w:rStyle w:val="VerbatimChar"/>
+        </w:rPr>
+        <w:t xml:space="preserve">    DJ[DJango DRF]</w:t>
+      </w:r>
+      <w:r>
+        <w:br/>
+      </w:r>
+      <w:r>
+        <w:rPr>
+          <w:rStyle w:val="VerbatimChar"/>
+        </w:rPr>
+        <w:t xml:space="preserve">    PG[(PostgreSQL)]</w:t>
+      </w:r>
+      <w:r>
+        <w:br/>
+      </w:r>
+      <w:r>
+        <w:rPr>
+          <w:rStyle w:val="VerbatimChar"/>
+        </w:rPr>
+        <w:t xml:space="preserve">    FL[Flask Analytics]</w:t>
+      </w:r>
+      <w:r>
+        <w:br/>
+      </w:r>
+      <w:r>
+        <w:rPr>
+          <w:rStyle w:val="VerbatimChar"/>
+        </w:rPr>
+        <w:t xml:space="preserve">    DJ --&gt; PG</w:t>
+      </w:r>
+      <w:r>
+        <w:br/>
+      </w:r>
+      <w:r>
+        <w:rPr>
+          <w:rStyle w:val="VerbatimChar"/>
+        </w:rPr>
+        <w:t xml:space="preserve">    DJ --&gt; FL</w:t>
+      </w:r>
+      <w:r>
+        <w:br/>
+      </w:r>
+      <w:r>
+        <w:rPr>
+          <w:rStyle w:val="VerbatimChar"/>
+        </w:rPr>
+        <w:t xml:space="preserve">  end</w:t>
+      </w:r>
+      <w:r>
+        <w:br/>
+      </w:r>
+      <w:r>
+        <w:br/>
+      </w:r>
+      <w:r>
+        <w:rPr>
+          <w:rStyle w:val="VerbatimChar"/>
+        </w:rPr>
+        <w:t xml:space="preserve">  BR --&gt; FE</w:t>
+      </w:r>
+      <w:r>
+        <w:br/>
+      </w:r>
+      <w:r>
+        <w:rPr>
+          <w:rStyle w:val="VerbatimChar"/>
+        </w:rPr>
+        <w:t xml:space="preserve">  API -. future migration .-&gt; DJ</w:t>
+      </w:r>
+    </w:p>
+    <w:bookmarkEnd w:id="118"/>
+    <w:bookmarkStart w:id="119" w:name="monitoring-and-operations-view"/>
     <w:p>
       <w:pPr>
         <w:pStyle w:val="Heading3"/>
       </w:pPr>
       <w:r>
-        <w:t xml:space="preserve">22.4 Data Processing and Insight Flow</w:t>
+        <w:t xml:space="preserve">22.6 Monitoring and Operations View</w:t>
       </w:r>
     </w:p>
     <w:p>
@@ -7772,6 +8826,129 @@
         <w:rPr>
           <w:rStyle w:val="VerbatimChar"/>
         </w:rPr>
+        <w:t xml:space="preserve">flowchart TB</w:t>
+      </w:r>
+      <w:r>
+        <w:br/>
+      </w:r>
+      <w:r>
+        <w:rPr>
+          <w:rStyle w:val="VerbatimChar"/>
+        </w:rPr>
+        <w:t xml:space="preserve">  FE[Frontend]</w:t>
+      </w:r>
+      <w:r>
+        <w:br/>
+      </w:r>
+      <w:r>
+        <w:rPr>
+          <w:rStyle w:val="VerbatimChar"/>
+        </w:rPr>
+        <w:t xml:space="preserve">  API[Backend API]</w:t>
+      </w:r>
+      <w:r>
+        <w:br/>
+      </w:r>
+      <w:r>
+        <w:rPr>
+          <w:rStyle w:val="VerbatimChar"/>
+        </w:rPr>
+        <w:t xml:space="preserve">  H[Health Endpoint\nGET /health]</w:t>
+      </w:r>
+      <w:r>
+        <w:br/>
+      </w:r>
+      <w:r>
+        <w:rPr>
+          <w:rStyle w:val="VerbatimChar"/>
+        </w:rPr>
+        <w:t xml:space="preserve">  M[Metrics Export Layer]</w:t>
+      </w:r>
+      <w:r>
+        <w:br/>
+      </w:r>
+      <w:r>
+        <w:rPr>
+          <w:rStyle w:val="VerbatimChar"/>
+        </w:rPr>
+        <w:t xml:space="preserve">  P[Prometheus]</w:t>
+      </w:r>
+      <w:r>
+        <w:br/>
+      </w:r>
+      <w:r>
+        <w:rPr>
+          <w:rStyle w:val="VerbatimChar"/>
+        </w:rPr>
+        <w:t xml:space="preserve">  G[Grafana]</w:t>
+      </w:r>
+      <w:r>
+        <w:br/>
+      </w:r>
+      <w:r>
+        <w:rPr>
+          <w:rStyle w:val="VerbatimChar"/>
+        </w:rPr>
+        <w:t xml:space="preserve">  O[Operator]</w:t>
+      </w:r>
+      <w:r>
+        <w:br/>
+      </w:r>
+      <w:r>
+        <w:br/>
+      </w:r>
+      <w:r>
+        <w:rPr>
+          <w:rStyle w:val="VerbatimChar"/>
+        </w:rPr>
+        <w:t xml:space="preserve">  FE --&gt; API</w:t>
+      </w:r>
+      <w:r>
+        <w:br/>
+      </w:r>
+      <w:r>
+        <w:rPr>
+          <w:rStyle w:val="VerbatimChar"/>
+        </w:rPr>
+        <w:t xml:space="preserve">  API --&gt; H</w:t>
+      </w:r>
+      <w:r>
+        <w:br/>
+      </w:r>
+      <w:r>
+        <w:rPr>
+          <w:rStyle w:val="VerbatimChar"/>
+        </w:rPr>
+        <w:t xml:space="preserve">  API --&gt; M --&gt; P --&gt; G --&gt; O</w:t>
+      </w:r>
+      <w:r>
+        <w:br/>
+      </w:r>
+      <w:r>
+        <w:rPr>
+          <w:rStyle w:val="VerbatimChar"/>
+        </w:rPr>
+        <w:t xml:space="preserve">  O --&gt; H</w:t>
+      </w:r>
+    </w:p>
+    <w:bookmarkEnd w:id="119"/>
+    <w:bookmarkStart w:id="120" w:name="convergence-roadmap-diagram"/>
+    <w:p>
+      <w:pPr>
+        <w:pStyle w:val="Heading3"/>
+      </w:pPr>
+      <w:r>
+        <w:t xml:space="preserve">22.7 Convergence Roadmap Diagram</w:t>
+      </w:r>
+    </w:p>
+    <w:p>
+      <w:pPr>
+        <w:pStyle w:val="SourceCode"/>
+      </w:pPr>
+      <w:r>
+        <w:rPr>
+          <w:rStyle w:val="VerbatimChar"/>
+        </w:rPr>
         <w:t xml:space="preserve">flowchart LR</w:t>
       </w:r>
       <w:r>
@@ -7781,570 +8958,6 @@
         <w:rPr>
           <w:rStyle w:val="VerbatimChar"/>
         </w:rPr>
-        <w:t xml:space="preserve">  A[Raw or Curated CSV] --&gt; B[Preprocessing\nSort, parse timestamp, interpolate]</w:t>
-      </w:r>
-      <w:r>
-        <w:br/>
-      </w:r>
-      <w:r>
-        <w:rPr>
-          <w:rStyle w:val="VerbatimChar"/>
-        </w:rPr>
-        <w:t xml:space="preserve">  B --&gt; C[Canonical Record Contract]</w:t>
-      </w:r>
-      <w:r>
-        <w:br/>
-      </w:r>
-      <w:r>
-        <w:rPr>
-          <w:rStyle w:val="VerbatimChar"/>
-        </w:rPr>
-        <w:t xml:space="preserve">  C --&gt; D[Stream Discovery]</w:t>
-      </w:r>
-      <w:r>
-        <w:br/>
-      </w:r>
-      <w:r>
-        <w:rPr>
-          <w:rStyle w:val="VerbatimChar"/>
-        </w:rPr>
-        <w:t xml:space="preserve">  C --&gt; E[Stream Filtering]</w:t>
-      </w:r>
-      <w:r>
-        <w:br/>
-      </w:r>
-      <w:r>
-        <w:rPr>
-          <w:rStyle w:val="VerbatimChar"/>
-        </w:rPr>
-        <w:t xml:space="preserve">  E --&gt; F[Correlation Computation]</w:t>
-      </w:r>
-      <w:r>
-        <w:br/>
-      </w:r>
-      <w:r>
-        <w:rPr>
-          <w:rStyle w:val="VerbatimChar"/>
-        </w:rPr>
-        <w:t xml:space="preserve">  F --&gt; G[Insight Label\nstrong or moderate or weak]</w:t>
-      </w:r>
-      <w:r>
-        <w:br/>
-      </w:r>
-      <w:r>
-        <w:rPr>
-          <w:rStyle w:val="VerbatimChar"/>
-        </w:rPr>
-        <w:t xml:space="preserve">  G --&gt; H[Dashboard Insight Card and Plots]</w:t>
-      </w:r>
-    </w:p>
-    <w:p>
-      <w:pPr>
-        <w:pStyle w:val="CaptionedFigure"/>
-      </w:pPr>
-      <w:r>
-        <w:drawing>
-          <wp:inline>
-            <wp:extent cx="5334000" cy="523875"/>
-            <wp:effectExtent b="0" l="0" r="0" t="0"/>
-            <wp:docPr descr="Figure 22.4: Data Processing and Insight Flow" title="" id="123" name="Picture"/>
-            <a:graphic>
-              <a:graphicData uri="http://schemas.openxmlformats.org/drawingml/2006/picture">
-                <pic:pic>
-                  <pic:nvPicPr>
-                    <pic:cNvPr descr="diagrams/22-4-data-processing-and-insight-flow.png" id="124" name="Picture"/>
-                    <pic:cNvPicPr>
-                      <a:picLocks noChangeArrowheads="1" noChangeAspect="1"/>
-                    </pic:cNvPicPr>
-                  </pic:nvPicPr>
-                  <pic:blipFill>
-                    <a:blip r:embed="rId122"/>
-                    <a:stretch>
-                      <a:fillRect/>
-                    </a:stretch>
-                  </pic:blipFill>
-                  <pic:spPr bwMode="auto">
-                    <a:xfrm>
-                      <a:off x="0" y="0"/>
-                      <a:ext cx="5334000" cy="523875"/>
-                    </a:xfrm>
-                    <a:prstGeom prst="rect">
-                      <a:avLst/>
-                    </a:prstGeom>
-                    <a:noFill/>
-                    <a:ln w="9525">
-                      <a:noFill/>
-                      <a:headEnd/>
-                      <a:tailEnd/>
-                    </a:ln>
-                  </pic:spPr>
-                </pic:pic>
-              </a:graphicData>
-            </a:graphic>
-          </wp:inline>
-        </w:drawing>
-      </w:r>
-    </w:p>
-    <w:p>
-      <w:pPr>
-        <w:pStyle w:val="ImageCaption"/>
-      </w:pPr>
-      <w:r>
-        <w:t xml:space="preserve">Figure 22.4: Data Processing and Insight Flow</w:t>
-      </w:r>
-    </w:p>
-    <w:bookmarkEnd w:id="125"/>
-    <w:bookmarkStart w:id="129" w:name="deployment-view-current-ecosystem"/>
-    <w:p>
-      <w:pPr>
-        <w:pStyle w:val="Heading3"/>
-      </w:pPr>
-      <w:r>
-        <w:t xml:space="preserve">22.5 Deployment View (Current Ecosystem)</w:t>
-      </w:r>
-    </w:p>
-    <w:p>
-      <w:pPr>
-        <w:pStyle w:val="SourceCode"/>
-      </w:pPr>
-      <w:r>
-        <w:rPr>
-          <w:rStyle w:val="VerbatimChar"/>
-        </w:rPr>
-        <w:t xml:space="preserve">flowchart LR</w:t>
-      </w:r>
-      <w:r>
-        <w:br/>
-      </w:r>
-      <w:r>
-        <w:rPr>
-          <w:rStyle w:val="VerbatimChar"/>
-        </w:rPr>
-        <w:t xml:space="preserve">  subgraph Client</w:t>
-      </w:r>
-      <w:r>
-        <w:br/>
-      </w:r>
-      <w:r>
-        <w:rPr>
-          <w:rStyle w:val="VerbatimChar"/>
-        </w:rPr>
-        <w:t xml:space="preserve">    BR[Browser]</w:t>
-      </w:r>
-      <w:r>
-        <w:br/>
-      </w:r>
-      <w:r>
-        <w:rPr>
-          <w:rStyle w:val="VerbatimChar"/>
-        </w:rPr>
-        <w:t xml:space="preserve">  end</w:t>
-      </w:r>
-      <w:r>
-        <w:br/>
-      </w:r>
-      <w:r>
-        <w:br/>
-      </w:r>
-      <w:r>
-        <w:rPr>
-          <w:rStyle w:val="VerbatimChar"/>
-        </w:rPr>
-        <w:t xml:space="preserve">  subgraph PrimaryPath[Primary Converged Path]</w:t>
-      </w:r>
-      <w:r>
-        <w:br/>
-      </w:r>
-      <w:r>
-        <w:rPr>
-          <w:rStyle w:val="VerbatimChar"/>
-        </w:rPr>
-        <w:t xml:space="preserve">    FE[React Vite App]</w:t>
-      </w:r>
-      <w:r>
-        <w:br/>
-      </w:r>
-      <w:r>
-        <w:rPr>
-          <w:rStyle w:val="VerbatimChar"/>
-        </w:rPr>
-        <w:t xml:space="preserve">    API[Node Express API]</w:t>
-      </w:r>
-      <w:r>
-        <w:br/>
-      </w:r>
-      <w:r>
-        <w:rPr>
-          <w:rStyle w:val="VerbatimChar"/>
-        </w:rPr>
-        <w:t xml:space="preserve">    DS[(Local Processed Data)]</w:t>
-      </w:r>
-      <w:r>
-        <w:br/>
-      </w:r>
-      <w:r>
-        <w:rPr>
-          <w:rStyle w:val="VerbatimChar"/>
-        </w:rPr>
-        <w:t xml:space="preserve">    FE --&gt; API --&gt; DS</w:t>
-      </w:r>
-      <w:r>
-        <w:br/>
-      </w:r>
-      <w:r>
-        <w:rPr>
-          <w:rStyle w:val="VerbatimChar"/>
-        </w:rPr>
-        <w:t xml:space="preserve">  end</w:t>
-      </w:r>
-      <w:r>
-        <w:br/>
-      </w:r>
-      <w:r>
-        <w:br/>
-      </w:r>
-      <w:r>
-        <w:rPr>
-          <w:rStyle w:val="VerbatimChar"/>
-        </w:rPr>
-        <w:t xml:space="preserve">  subgraph ExtensionPath[Optional Extension Path]</w:t>
-      </w:r>
-      <w:r>
-        <w:br/>
-      </w:r>
-      <w:r>
-        <w:rPr>
-          <w:rStyle w:val="VerbatimChar"/>
-        </w:rPr>
-        <w:t xml:space="preserve">    DJ[DJango DRF]</w:t>
-      </w:r>
-      <w:r>
-        <w:br/>
-      </w:r>
-      <w:r>
-        <w:rPr>
-          <w:rStyle w:val="VerbatimChar"/>
-        </w:rPr>
-        <w:t xml:space="preserve">    PG[(PostgreSQL)]</w:t>
-      </w:r>
-      <w:r>
-        <w:br/>
-      </w:r>
-      <w:r>
-        <w:rPr>
-          <w:rStyle w:val="VerbatimChar"/>
-        </w:rPr>
-        <w:t xml:space="preserve">    FL[Flask Analytics]</w:t>
-      </w:r>
-      <w:r>
-        <w:br/>
-      </w:r>
-      <w:r>
-        <w:rPr>
-          <w:rStyle w:val="VerbatimChar"/>
-        </w:rPr>
-        <w:t xml:space="preserve">    DJ --&gt; PG</w:t>
-      </w:r>
-      <w:r>
-        <w:br/>
-      </w:r>
-      <w:r>
-        <w:rPr>
-          <w:rStyle w:val="VerbatimChar"/>
-        </w:rPr>
-        <w:t xml:space="preserve">    DJ --&gt; FL</w:t>
-      </w:r>
-      <w:r>
-        <w:br/>
-      </w:r>
-      <w:r>
-        <w:rPr>
-          <w:rStyle w:val="VerbatimChar"/>
-        </w:rPr>
-        <w:t xml:space="preserve">  end</w:t>
-      </w:r>
-      <w:r>
-        <w:br/>
-      </w:r>
-      <w:r>
-        <w:br/>
-      </w:r>
-      <w:r>
-        <w:rPr>
-          <w:rStyle w:val="VerbatimChar"/>
-        </w:rPr>
-        <w:t xml:space="preserve">  BR --&gt; FE</w:t>
-      </w:r>
-      <w:r>
-        <w:br/>
-      </w:r>
-      <w:r>
-        <w:rPr>
-          <w:rStyle w:val="VerbatimChar"/>
-        </w:rPr>
-        <w:t xml:space="preserve">  API -. future migration .-&gt; DJ</w:t>
-      </w:r>
-    </w:p>
-    <w:p>
-      <w:pPr>
-        <w:pStyle w:val="CaptionedFigure"/>
-      </w:pPr>
-      <w:r>
-        <w:drawing>
-          <wp:inline>
-            <wp:extent cx="5334000" cy="1748517"/>
-            <wp:effectExtent b="0" l="0" r="0" t="0"/>
-            <wp:docPr descr="Figure 22.5: Deployment View (Current Ecosystem)" title="" id="127" name="Picture"/>
-            <a:graphic>
-              <a:graphicData uri="http://schemas.openxmlformats.org/drawingml/2006/picture">
-                <pic:pic>
-                  <pic:nvPicPr>
-                    <pic:cNvPr descr="diagrams/22-5-deployment-view-current-ecosystem.png" id="128" name="Picture"/>
-                    <pic:cNvPicPr>
-                      <a:picLocks noChangeArrowheads="1" noChangeAspect="1"/>
-                    </pic:cNvPicPr>
-                  </pic:nvPicPr>
-                  <pic:blipFill>
-                    <a:blip r:embed="rId126"/>
-                    <a:stretch>
-                      <a:fillRect/>
-                    </a:stretch>
-                  </pic:blipFill>
-                  <pic:spPr bwMode="auto">
-                    <a:xfrm>
-                      <a:off x="0" y="0"/>
-                      <a:ext cx="5334000" cy="1748517"/>
-                    </a:xfrm>
-                    <a:prstGeom prst="rect">
-                      <a:avLst/>
-                    </a:prstGeom>
-                    <a:noFill/>
-                    <a:ln w="9525">
-                      <a:noFill/>
-                      <a:headEnd/>
-                      <a:tailEnd/>
-                    </a:ln>
-                  </pic:spPr>
-                </pic:pic>
-              </a:graphicData>
-            </a:graphic>
-          </wp:inline>
-        </w:drawing>
-      </w:r>
-    </w:p>
-    <w:p>
-      <w:pPr>
-        <w:pStyle w:val="ImageCaption"/>
-      </w:pPr>
-      <w:r>
-        <w:t xml:space="preserve">Figure 22.5: Deployment View (Current Ecosystem)</w:t>
-      </w:r>
-    </w:p>
-    <w:bookmarkEnd w:id="129"/>
-    <w:bookmarkStart w:id="133" w:name="monitoring-and-operations-view"/>
-    <w:p>
-      <w:pPr>
-        <w:pStyle w:val="Heading3"/>
-      </w:pPr>
-      <w:r>
-        <w:t xml:space="preserve">22.6 Monitoring and Operations View</w:t>
-      </w:r>
-    </w:p>
-    <w:p>
-      <w:pPr>
-        <w:pStyle w:val="SourceCode"/>
-      </w:pPr>
-      <w:r>
-        <w:rPr>
-          <w:rStyle w:val="VerbatimChar"/>
-        </w:rPr>
-        <w:t xml:space="preserve">flowchart TB</w:t>
-      </w:r>
-      <w:r>
-        <w:br/>
-      </w:r>
-      <w:r>
-        <w:rPr>
-          <w:rStyle w:val="VerbatimChar"/>
-        </w:rPr>
-        <w:t xml:space="preserve">  FE[Frontend]</w:t>
-      </w:r>
-      <w:r>
-        <w:br/>
-      </w:r>
-      <w:r>
-        <w:rPr>
-          <w:rStyle w:val="VerbatimChar"/>
-        </w:rPr>
-        <w:t xml:space="preserve">  API[Backend API]</w:t>
-      </w:r>
-      <w:r>
-        <w:br/>
-      </w:r>
-      <w:r>
-        <w:rPr>
-          <w:rStyle w:val="VerbatimChar"/>
-        </w:rPr>
-        <w:t xml:space="preserve">  H[Health Endpoint\nGET /health]</w:t>
-      </w:r>
-      <w:r>
-        <w:br/>
-      </w:r>
-      <w:r>
-        <w:rPr>
-          <w:rStyle w:val="VerbatimChar"/>
-        </w:rPr>
-        <w:t xml:space="preserve">  M[Metrics Export Layer]</w:t>
-      </w:r>
-      <w:r>
-        <w:br/>
-      </w:r>
-      <w:r>
-        <w:rPr>
-          <w:rStyle w:val="VerbatimChar"/>
-        </w:rPr>
-        <w:t xml:space="preserve">  P[Prometheus]</w:t>
-      </w:r>
-      <w:r>
-        <w:br/>
-      </w:r>
-      <w:r>
-        <w:rPr>
-          <w:rStyle w:val="VerbatimChar"/>
-        </w:rPr>
-        <w:t xml:space="preserve">  G[Grafana]</w:t>
-      </w:r>
-      <w:r>
-        <w:br/>
-      </w:r>
-      <w:r>
-        <w:rPr>
-          <w:rStyle w:val="VerbatimChar"/>
-        </w:rPr>
-        <w:t xml:space="preserve">  O[Operator]</w:t>
-      </w:r>
-      <w:r>
-        <w:br/>
-      </w:r>
-      <w:r>
-        <w:br/>
-      </w:r>
-      <w:r>
-        <w:rPr>
-          <w:rStyle w:val="VerbatimChar"/>
-        </w:rPr>
-        <w:t xml:space="preserve">  FE --&gt; API</w:t>
-      </w:r>
-      <w:r>
-        <w:br/>
-      </w:r>
-      <w:r>
-        <w:rPr>
-          <w:rStyle w:val="VerbatimChar"/>
-        </w:rPr>
-        <w:t xml:space="preserve">  API --&gt; H</w:t>
-      </w:r>
-      <w:r>
-        <w:br/>
-      </w:r>
-      <w:r>
-        <w:rPr>
-          <w:rStyle w:val="VerbatimChar"/>
-        </w:rPr>
-        <w:t xml:space="preserve">  API --&gt; M --&gt; P --&gt; G --&gt; O</w:t>
-      </w:r>
-      <w:r>
-        <w:br/>
-      </w:r>
-      <w:r>
-        <w:rPr>
-          <w:rStyle w:val="VerbatimChar"/>
-        </w:rPr>
-        <w:t xml:space="preserve">  O --&gt; H</w:t>
-      </w:r>
-    </w:p>
-    <w:p>
-      <w:pPr>
-        <w:pStyle w:val="CaptionedFigure"/>
-      </w:pPr>
-      <w:r>
-        <w:drawing>
-          <wp:inline>
-            <wp:extent cx="3771900" cy="9118600"/>
-            <wp:effectExtent b="0" l="0" r="0" t="0"/>
-            <wp:docPr descr="Figure 22.6: Monitoring and Operations View" title="" id="131" name="Picture"/>
-            <a:graphic>
-              <a:graphicData uri="http://schemas.openxmlformats.org/drawingml/2006/picture">
-                <pic:pic>
-                  <pic:nvPicPr>
-                    <pic:cNvPr descr="diagrams/22-6-monitoring-and-operations-view.png" id="132" name="Picture"/>
-                    <pic:cNvPicPr>
-                      <a:picLocks noChangeArrowheads="1" noChangeAspect="1"/>
-                    </pic:cNvPicPr>
-                  </pic:nvPicPr>
-                  <pic:blipFill>
-                    <a:blip r:embed="rId130"/>
-                    <a:stretch>
-                      <a:fillRect/>
-                    </a:stretch>
-                  </pic:blipFill>
-                  <pic:spPr bwMode="auto">
-                    <a:xfrm>
-                      <a:off x="0" y="0"/>
-                      <a:ext cx="3771900" cy="9118600"/>
-                    </a:xfrm>
-                    <a:prstGeom prst="rect">
-                      <a:avLst/>
-                    </a:prstGeom>
-                    <a:noFill/>
-                    <a:ln w="9525">
-                      <a:noFill/>
-                      <a:headEnd/>
-                      <a:tailEnd/>
-                    </a:ln>
-                  </pic:spPr>
-                </pic:pic>
-              </a:graphicData>
-            </a:graphic>
-          </wp:inline>
-        </w:drawing>
-      </w:r>
-    </w:p>
-    <w:p>
-      <w:pPr>
-        <w:pStyle w:val="ImageCaption"/>
-      </w:pPr>
-      <w:r>
-        <w:t xml:space="preserve">Figure 22.6: Monitoring and Operations View</w:t>
-      </w:r>
-    </w:p>
-    <w:bookmarkEnd w:id="133"/>
-    <w:bookmarkStart w:id="137" w:name="convergence-roadmap-diagram"/>
-    <w:p>
-      <w:pPr>
-        <w:pStyle w:val="Heading3"/>
-      </w:pPr>
-      <w:r>
-        <w:t xml:space="preserve">22.7 Convergence Roadmap Diagram</w:t>
-      </w:r>
-    </w:p>
-    <w:p>
-      <w:pPr>
-        <w:pStyle w:val="SourceCode"/>
-      </w:pPr>
-      <w:r>
-        <w:rPr>
-          <w:rStyle w:val="VerbatimChar"/>
-        </w:rPr>
-        <w:t xml:space="preserve">flowchart LR</w:t>
-      </w:r>
-      <w:r>
-        <w:br/>
-      </w:r>
-      <w:r>
-        <w:rPr>
-          <w:rStyle w:val="VerbatimChar"/>
-        </w:rPr>
         <w:t xml:space="preserve">  M1[Milestone 1\nContract Convergence] --&gt; M2[Milestone 2\nAnalytics Integration]</w:t>
       </w:r>
       <w:r>
@@ -8403,61 +9016,6 @@
           <w:rStyle w:val="VerbatimChar"/>
         </w:rPr>
         <w:t xml:space="preserve">  M4 --&gt; T4[Django or PostgreSQL evolution]</w:t>
-      </w:r>
-    </w:p>
-    <w:p>
-      <w:pPr>
-        <w:pStyle w:val="CaptionedFigure"/>
-      </w:pPr>
-      <w:r>
-        <w:drawing>
-          <wp:inline>
-            <wp:extent cx="5334000" cy="1367517"/>
-            <wp:effectExtent b="0" l="0" r="0" t="0"/>
-            <wp:docPr descr="Figure 22.7: Convergence Roadmap Diagram" title="" id="135" name="Picture"/>
-            <a:graphic>
-              <a:graphicData uri="http://schemas.openxmlformats.org/drawingml/2006/picture">
-                <pic:pic>
-                  <pic:nvPicPr>
-                    <pic:cNvPr descr="diagrams/22-7-convergence-roadmap-diagram.png" id="136" name="Picture"/>
-                    <pic:cNvPicPr>
-                      <a:picLocks noChangeArrowheads="1" noChangeAspect="1"/>
-                    </pic:cNvPicPr>
-                  </pic:nvPicPr>
-                  <pic:blipFill>
-                    <a:blip r:embed="rId134"/>
-                    <a:stretch>
-                      <a:fillRect/>
-                    </a:stretch>
-                  </pic:blipFill>
-                  <pic:spPr bwMode="auto">
-                    <a:xfrm>
-                      <a:off x="0" y="0"/>
-                      <a:ext cx="5334000" cy="1367517"/>
-                    </a:xfrm>
-                    <a:prstGeom prst="rect">
-                      <a:avLst/>
-                    </a:prstGeom>
-                    <a:noFill/>
-                    <a:ln w="9525">
-                      <a:noFill/>
-                      <a:headEnd/>
-                      <a:tailEnd/>
-                    </a:ln>
-                  </pic:spPr>
-                </pic:pic>
-              </a:graphicData>
-            </a:graphic>
-          </wp:inline>
-        </w:drawing>
-      </w:r>
-    </w:p>
-    <w:p>
-      <w:pPr>
-        <w:pStyle w:val="ImageCaption"/>
-      </w:pPr>
-      <w:r>
-        <w:t xml:space="preserve">Figure 22.7: Convergence Roadmap Diagram</w:t>
       </w:r>
     </w:p>
     <w:p>
@@ -8467,9 +9025,9 @@
         </w:pict>
       </w:r>
     </w:p>
-    <w:bookmarkEnd w:id="137"/>
-    <w:bookmarkEnd w:id="138"/>
-    <w:bookmarkStart w:id="139" w:name="X3174e334d3fd96a59f4cc6a2fd8d26f3debd0b4"/>
+    <w:bookmarkEnd w:id="120"/>
+    <w:bookmarkEnd w:id="121"/>
+    <w:bookmarkStart w:id="122" w:name="X3174e334d3fd96a59f4cc6a2fd8d26f3debd0b4"/>
     <w:p>
       <w:pPr>
         <w:pStyle w:val="Heading2"/>
@@ -8486,8 +9044,8 @@
         <w:t xml:space="preserve">The platform began as a multi-prototype ecosystem (React variants, Node API, Django API, Flask analytics, notebooks). This HLD formalizes convergence into one coherent delivery path that preserves analytics value while reducing integration ambiguity. The resulting architecture is modular, demonstrable, and extensible: a clean dashboard experience over stable API contracts with data-science-informed insights and a clear roadmap toward stronger persistence, monitoring, and production hardening.</w:t>
       </w:r>
     </w:p>
-    <w:bookmarkEnd w:id="139"/>
-    <w:bookmarkEnd w:id="140"/>
+    <w:bookmarkEnd w:id="122"/>
+    <w:bookmarkEnd w:id="123"/>
     <w:sectPr/>
   </w:body>
 </w:document>
@@ -9032,6 +9590,27 @@
     <w:abstractNumId w:val="991"/>
   </w:num>
   <w:num w:numId="1047">
+    <w:abstractNumId w:val="991"/>
+  </w:num>
+  <w:num w:numId="1048">
+    <w:abstractNumId w:val="991"/>
+  </w:num>
+  <w:num w:numId="1049">
+    <w:abstractNumId w:val="991"/>
+  </w:num>
+  <w:num w:numId="1050">
+    <w:abstractNumId w:val="991"/>
+  </w:num>
+  <w:num w:numId="1051">
+    <w:abstractNumId w:val="991"/>
+  </w:num>
+  <w:num w:numId="1052">
+    <w:abstractNumId w:val="991"/>
+  </w:num>
+  <w:num w:numId="1053">
+    <w:abstractNumId w:val="991"/>
+  </w:num>
+  <w:num w:numId="1054">
     <w:abstractNumId w:val="99411"/>
     <w:lvlOverride w:ilvl="0">
       <w:startOverride w:val="1"/>
@@ -9061,10 +9640,10 @@
       <w:startOverride w:val="1"/>
     </w:lvlOverride>
   </w:num>
-  <w:num w:numId="1048">
+  <w:num w:numId="1055">
     <w:abstractNumId w:val="991"/>
   </w:num>
-  <w:num w:numId="1049">
+  <w:num w:numId="1056">
     <w:abstractNumId w:val="99411"/>
     <w:lvlOverride w:ilvl="0">
       <w:startOverride w:val="1"/>
@@ -9094,28 +9673,28 @@
       <w:startOverride w:val="1"/>
     </w:lvlOverride>
   </w:num>
-  <w:num w:numId="1050">
+  <w:num w:numId="1057">
     <w:abstractNumId w:val="991"/>
   </w:num>
-  <w:num w:numId="1051">
+  <w:num w:numId="1058">
     <w:abstractNumId w:val="991"/>
   </w:num>
-  <w:num w:numId="1052">
+  <w:num w:numId="1059">
     <w:abstractNumId w:val="991"/>
   </w:num>
-  <w:num w:numId="1053">
+  <w:num w:numId="1060">
     <w:abstractNumId w:val="991"/>
   </w:num>
-  <w:num w:numId="1054">
+  <w:num w:numId="1061">
     <w:abstractNumId w:val="991"/>
   </w:num>
-  <w:num w:numId="1055">
+  <w:num w:numId="1062">
     <w:abstractNumId w:val="991"/>
   </w:num>
-  <w:num w:numId="1056">
+  <w:num w:numId="1063">
     <w:abstractNumId w:val="991"/>
   </w:num>
-  <w:num w:numId="1057">
+  <w:num w:numId="1064">
     <w:abstractNumId w:val="99411"/>
     <w:lvlOverride w:ilvl="0">
       <w:startOverride w:val="1"/>
@@ -9145,7 +9724,7 @@
       <w:startOverride w:val="1"/>
     </w:lvlOverride>
   </w:num>
-  <w:num w:numId="1058">
+  <w:num w:numId="1065">
     <w:abstractNumId w:val="99411"/>
     <w:lvlOverride w:ilvl="0">
       <w:startOverride w:val="1"/>
@@ -9175,7 +9754,7 @@
       <w:startOverride w:val="1"/>
     </w:lvlOverride>
   </w:num>
-  <w:num w:numId="1059">
+  <w:num w:numId="1066">
     <w:abstractNumId w:val="99411"/>
     <w:lvlOverride w:ilvl="0">
       <w:startOverride w:val="1"/>
@@ -9205,7 +9784,7 @@
       <w:startOverride w:val="1"/>
     </w:lvlOverride>
   </w:num>
-  <w:num w:numId="1060">
+  <w:num w:numId="1067">
     <w:abstractNumId w:val="99411"/>
     <w:lvlOverride w:ilvl="0">
       <w:startOverride w:val="1"/>
@@ -9234,27 +9813,6 @@
     <w:lvlOverride w:ilvl="8">
       <w:startOverride w:val="1"/>
     </w:lvlOverride>
-  </w:num>
-  <w:num w:numId="1061">
-    <w:abstractNumId w:val="991"/>
-  </w:num>
-  <w:num w:numId="1062">
-    <w:abstractNumId w:val="991"/>
-  </w:num>
-  <w:num w:numId="1063">
-    <w:abstractNumId w:val="991"/>
-  </w:num>
-  <w:num w:numId="1064">
-    <w:abstractNumId w:val="991"/>
-  </w:num>
-  <w:num w:numId="1065">
-    <w:abstractNumId w:val="991"/>
-  </w:num>
-  <w:num w:numId="1066">
-    <w:abstractNumId w:val="991"/>
-  </w:num>
-  <w:num w:numId="1067">
-    <w:abstractNumId w:val="991"/>
   </w:num>
   <w:num w:numId="1068">
     <w:abstractNumId w:val="991"/>
@@ -9299,6 +9857,42 @@
     <w:abstractNumId w:val="991"/>
   </w:num>
   <w:num w:numId="1082">
+    <w:abstractNumId w:val="991"/>
+  </w:num>
+  <w:num w:numId="1083">
+    <w:abstractNumId w:val="991"/>
+  </w:num>
+  <w:num w:numId="1084">
+    <w:abstractNumId w:val="991"/>
+  </w:num>
+  <w:num w:numId="1085">
+    <w:abstractNumId w:val="991"/>
+  </w:num>
+  <w:num w:numId="1086">
+    <w:abstractNumId w:val="991"/>
+  </w:num>
+  <w:num w:numId="1087">
+    <w:abstractNumId w:val="991"/>
+  </w:num>
+  <w:num w:numId="1088">
+    <w:abstractNumId w:val="991"/>
+  </w:num>
+  <w:num w:numId="1089">
+    <w:abstractNumId w:val="991"/>
+  </w:num>
+  <w:num w:numId="1090">
+    <w:abstractNumId w:val="991"/>
+  </w:num>
+  <w:num w:numId="1091">
+    <w:abstractNumId w:val="991"/>
+  </w:num>
+  <w:num w:numId="1092">
+    <w:abstractNumId w:val="991"/>
+  </w:num>
+  <w:num w:numId="1093">
+    <w:abstractNumId w:val="991"/>
+  </w:num>
+  <w:num w:numId="1094">
     <w:abstractNumId w:val="99411"/>
     <w:lvlOverride w:ilvl="0">
       <w:startOverride w:val="1"/>
@@ -9328,31 +9922,31 @@
       <w:startOverride w:val="1"/>
     </w:lvlOverride>
   </w:num>
-  <w:num w:numId="1083">
+  <w:num w:numId="1095">
     <w:abstractNumId w:val="991"/>
   </w:num>
-  <w:num w:numId="1084">
+  <w:num w:numId="1096">
     <w:abstractNumId w:val="991"/>
   </w:num>
-  <w:num w:numId="1085">
+  <w:num w:numId="1097">
     <w:abstractNumId w:val="991"/>
   </w:num>
-  <w:num w:numId="1086">
+  <w:num w:numId="1098">
     <w:abstractNumId w:val="991"/>
   </w:num>
-  <w:num w:numId="1087">
+  <w:num w:numId="1099">
     <w:abstractNumId w:val="991"/>
   </w:num>
-  <w:num w:numId="1088">
+  <w:num w:numId="1100">
     <w:abstractNumId w:val="991"/>
   </w:num>
-  <w:num w:numId="1089">
+  <w:num w:numId="1101">
     <w:abstractNumId w:val="991"/>
   </w:num>
-  <w:num w:numId="1090">
+  <w:num w:numId="1102">
     <w:abstractNumId w:val="991"/>
   </w:num>
-  <w:num w:numId="1091">
+  <w:num w:numId="1103">
     <w:abstractNumId w:val="991"/>
   </w:num>
 </w:numbering>
